--- a/ECUST_Gnosys/docs/新申报书文稿.docx
+++ b/ECUST_Gnosys/docs/新申报书文稿.docx
@@ -242,7 +242,7 @@
           <w:p>
             <w:pPr>
               <w:pStyle w:val="6"/>
-              <w:spacing w:line="600" w:lineRule="exact"/>
+              <w:spacing w:line="360" w:lineRule="auto"/>
               <w:ind w:firstLine="0" w:firstLineChars="0"/>
               <w:rPr>
                 <w:rFonts w:ascii="仿宋_GB2312" w:eastAsia="仿宋_GB2312"/>
@@ -556,7 +556,7 @@
                 <w:szCs w:val="32"/>
                 <w:lang w:val="en-US" w:eastAsia="zh-CN"/>
               </w:rPr>
-              <w:t>朱灵</w:t>
+              <w:t>朱琳</w:t>
             </w:r>
             <w:r>
               <w:rPr>
@@ -2601,20 +2601,20 @@
             <w:pPr>
               <w:jc w:val="center"/>
               <w:rPr>
+                <w:rFonts w:hint="default" w:ascii="仿宋_GB2312" w:eastAsia="仿宋_GB2312"/>
+                <w:sz w:val="22"/>
+                <w:szCs w:val="22"/>
+                <w:lang w:val="en-US" w:eastAsia="zh-CN"/>
+              </w:rPr>
+            </w:pPr>
+            <w:r>
+              <w:rPr>
                 <w:rFonts w:hint="eastAsia" w:ascii="仿宋_GB2312" w:eastAsia="仿宋_GB2312"/>
                 <w:sz w:val="22"/>
                 <w:szCs w:val="22"/>
                 <w:lang w:val="en-US" w:eastAsia="zh-CN"/>
               </w:rPr>
-            </w:pPr>
-            <w:r>
-              <w:rPr>
-                <w:rFonts w:hint="eastAsia" w:ascii="仿宋_GB2312" w:eastAsia="仿宋_GB2312"/>
-                <w:sz w:val="22"/>
-                <w:szCs w:val="22"/>
-                <w:lang w:val="en-US" w:eastAsia="zh-CN"/>
-              </w:rPr>
-              <w:t>朱灵</w:t>
+              <w:t>朱琳</w:t>
             </w:r>
           </w:p>
         </w:tc>
@@ -3070,13 +3070,6 @@
             <w:r>
               <w:rPr>
                 <w:rFonts w:hint="eastAsia"/>
-                <w:sz w:val="22"/>
-                <w:szCs w:val="22"/>
-              </w:rPr>
-            </w:r>
-            <w:r>
-              <w:rPr>
-                <w:rFonts w:hint="eastAsia"/>
                 <w:b/>
                 <w:sz w:val="24"/>
               </w:rPr>
@@ -3193,8 +3186,17 @@
                 <w:rFonts w:ascii="仿宋_GB2312" w:hAnsi="仿宋_GB2312" w:eastAsia="仿宋_GB2312"/>
                 <w:b w:val="0"/>
                 <w:sz w:val="24"/>
-              </w:rPr>
-              <w:t>哲学社会科学经典文本通常篇幅长、概念密度高、论证层次复杂，且高度依赖思想史、文本语境和作者的问题意识。对读者而言，真正的困难往往不只是“知道某一段说了什么”，而是需要同时处理四个相互关联的问题：</w:t>
+                <w:highlight w:val="green"/>
+              </w:rPr>
+              <w:t>哲学社会科学著作、论文通常篇幅长</w:t>
+            </w:r>
+            <w:r>
+              <w:rPr>
+                <w:rFonts w:ascii="仿宋_GB2312" w:hAnsi="仿宋_GB2312" w:eastAsia="仿宋_GB2312"/>
+                <w:b w:val="0"/>
+                <w:sz w:val="24"/>
+              </w:rPr>
+              <w:t>、概念密度高、论证层次复杂，且高度依赖思想史、文本语境和作者的问题意识。对读者而言，真正的困难往往不只是“知道某一段说了什么”，而是需要同时处理四个相互关联的问题：</w:t>
             </w:r>
           </w:p>
           <w:p>
@@ -3303,7 +3305,41 @@
                 <w:b w:val="0"/>
                 <w:sz w:val="24"/>
               </w:rPr>
-              <w:t>因此，本项目提出“智驱思阅”：一个以Agent为执行核心、以原文证据为约束、以读者编辑和复核为最终裁决的哲学社会科学辅助阅读工具。项目不以替代读者判断为目标，而是把长篇文本整理成可阅读、可追溯、可修改的辅助材料，让读者在全书、章节、段落和概念四个尺度之间来回切换，形成自己的理解。</w:t>
+              <w:t>因此，本项目提出“智驱思阅”：一个以Agent为执行核心、以原文证据为约束、以</w:t>
+            </w:r>
+            <w:r>
+              <w:rPr>
+                <w:rFonts w:ascii="仿宋_GB2312" w:hAnsi="仿宋_GB2312" w:eastAsia="仿宋_GB2312"/>
+                <w:b w:val="0"/>
+                <w:sz w:val="24"/>
+                <w:highlight w:val="green"/>
+              </w:rPr>
+              <w:t>“原文可核验性”为核心质量判据</w:t>
+            </w:r>
+            <w:r>
+              <w:rPr>
+                <w:rFonts w:ascii="仿宋_GB2312" w:hAnsi="仿宋_GB2312" w:eastAsia="仿宋_GB2312"/>
+                <w:b w:val="0"/>
+                <w:sz w:val="24"/>
+              </w:rPr>
+              <w:t>的哲学社会科学辅助阅读工具。项目不以替代读者判断为目标，而是把长篇</w:t>
+            </w:r>
+            <w:r>
+              <w:rPr>
+                <w:rFonts w:ascii="仿宋_GB2312" w:hAnsi="仿宋_GB2312" w:eastAsia="仿宋_GB2312"/>
+                <w:b w:val="0"/>
+                <w:sz w:val="24"/>
+                <w:highlight w:val="green"/>
+              </w:rPr>
+              <w:t>著作、论文</w:t>
+            </w:r>
+            <w:r>
+              <w:rPr>
+                <w:rFonts w:ascii="仿宋_GB2312" w:hAnsi="仿宋_GB2312" w:eastAsia="仿宋_GB2312"/>
+                <w:b w:val="0"/>
+                <w:sz w:val="24"/>
+              </w:rPr>
+              <w:t>整理成可阅读、可追溯、可修改的辅助材料，让读者在全书、章节、段落和概念四个尺度之间来回切换，形成自己的理解。</w:t>
             </w:r>
           </w:p>
           <w:p>
@@ -3533,15 +3569,25 @@
               <w:rPr>
                 <w:rFonts w:hint="eastAsia" w:ascii="仿宋_GB2312" w:hAnsi="仿宋_GB2312" w:eastAsia="仿宋_GB2312" w:cs="仿宋_GB2312"/>
                 <w:sz w:val="24"/>
-              </w:rPr>
-            </w:pPr>
-            <w:r>
-              <w:rPr>
-                <w:rFonts w:ascii="仿宋_GB2312" w:hAnsi="仿宋_GB2312" w:eastAsia="仿宋_GB2312"/>
-                <w:b/>
-                <w:sz w:val="24"/>
-              </w:rPr>
-              <w:t>（3）多Agent与工作流框架</w:t>
+                <w:lang w:val="en-US" w:eastAsia="zh-CN"/>
+              </w:rPr>
+            </w:pPr>
+            <w:r>
+              <w:rPr>
+                <w:rFonts w:ascii="仿宋_GB2312" w:hAnsi="仿宋_GB2312" w:eastAsia="仿宋_GB2312"/>
+                <w:b/>
+                <w:sz w:val="24"/>
+              </w:rPr>
+              <w:t>（3）</w:t>
+            </w:r>
+            <w:r>
+              <w:rPr>
+                <w:rFonts w:ascii="仿宋_GB2312" w:hAnsi="仿宋_GB2312" w:eastAsia="仿宋_GB2312"/>
+                <w:b/>
+                <w:sz w:val="24"/>
+                <w:highlight w:val="green"/>
+              </w:rPr>
+              <w:t>Agent与工作流框架</w:t>
             </w:r>
           </w:p>
           <w:p>
@@ -3558,8 +3604,9 @@
                 <w:rFonts w:ascii="仿宋_GB2312" w:hAnsi="仿宋_GB2312" w:eastAsia="仿宋_GB2312"/>
                 <w:b w:val="0"/>
                 <w:sz w:val="24"/>
-              </w:rPr>
-              <w:t>AutoGen、MetaGPT等框架支持多Agent角色分工、任务编排和工具调用，为复杂任务自动化提供了工程基础。但现有多Agent系统主要依据检索、生成、评估等功能类型划分角色，较少围绕全书、章节、段落和概念的阅读任务组织协作，难以支持哲学社会科学文本的多维度深度理解。</w:t>
+                <w:highlight w:val="green"/>
+              </w:rPr>
+              <w:t>AutoGen、MetaGPT等工作流框架擅长把固定步骤编排起来，适合流程稳定、输入输出边界清楚的任务；但阅读任务需要根据文本内容和中间结果动态选择工具、调整范围并校验证据，固定工作流难以覆盖这种不确定性。Agent可以在任务边界内自主规划、调用检索、定位和写作工具，并把中间结果交回复核；与单次问答生成相比，Agent能把“读目录—定位章节—提取证据—生成—复核”拆成可追踪步骤，保留中间产物和失败恢复能力。因此，本项目选择以Agent为执行核心，而不是把阅读简化为一次性问答。</w:t>
             </w:r>
           </w:p>
           <w:p>
@@ -3712,6 +3759,8 @@
               <w:rPr>
                 <w:rFonts w:hint="eastAsia" w:ascii="仿宋_GB2312" w:hAnsi="仿宋_GB2312" w:eastAsia="仿宋_GB2312" w:cs="仿宋_GB2312"/>
                 <w:sz w:val="24"/>
+                <w:highlight w:val="yellow"/>
+                <w:lang w:eastAsia="zh-CN"/>
               </w:rPr>
             </w:pPr>
             <w:r>
@@ -3727,16 +3776,18 @@
                 <w:rFonts w:ascii="仿宋_GB2312" w:hAnsi="仿宋_GB2312" w:eastAsia="仿宋_GB2312"/>
                 <w:b/>
                 <w:sz w:val="24"/>
-              </w:rPr>
-              <w:t>Agent能力缺少数据权限边界。</w:t>
-            </w:r>
-            <w:r>
-              <w:rPr>
-                <w:rFonts w:ascii="仿宋_GB2312" w:hAnsi="仿宋_GB2312" w:eastAsia="仿宋_GB2312"/>
-                <w:b w:val="0"/>
-                <w:sz w:val="24"/>
-              </w:rPr>
-              <w:t xml:space="preserve"> 通用Agent可以直接访问文件或数据库，容易混淆业务数据与模型执行；对于需要长期保存的书籍、笔记和对话，需要明确的数据所有权和访问边界。</w:t>
+                <w:highlight w:val="green"/>
+              </w:rPr>
+              <w:t>缺少面向阅读任务的Agent harness。</w:t>
+            </w:r>
+            <w:r>
+              <w:rPr>
+                <w:rFonts w:ascii="仿宋_GB2312" w:hAnsi="仿宋_GB2312" w:eastAsia="仿宋_GB2312"/>
+                <w:b w:val="0"/>
+                <w:sz w:val="24"/>
+                <w:highlight w:val="green"/>
+              </w:rPr>
+              <w:t xml:space="preserve"> 通用Agent的直接执行往往缺少稳定的工具边界、数据权限和复核接口，难以适配长期保存的书籍、笔记和对话数据。本项目将整套软件作为面向阅读的Agent harness来建设：Server管理业务数据、权限和版本化接口，Agent服务只通过受控工具读取原文、提交结果；阅读器、任务面板、证据链和复核流程均针对阅读任务定制，而不是给通用Agent外挂一个聊天窗口。</w:t>
             </w:r>
           </w:p>
           <w:p>
@@ -3746,6 +3797,8 @@
               <w:rPr>
                 <w:rFonts w:hint="eastAsia" w:ascii="仿宋_GB2312" w:hAnsi="仿宋_GB2312" w:eastAsia="仿宋_GB2312" w:cs="仿宋_GB2312"/>
                 <w:sz w:val="24"/>
+                <w:highlight w:val="yellow"/>
+                <w:lang w:eastAsia="zh-CN"/>
               </w:rPr>
             </w:pPr>
             <w:r>
@@ -3761,16 +3814,18 @@
                 <w:rFonts w:ascii="仿宋_GB2312" w:hAnsi="仿宋_GB2312" w:eastAsia="仿宋_GB2312"/>
                 <w:b/>
                 <w:sz w:val="24"/>
-              </w:rPr>
-              <w:t>生成结果缺少人工复核流程。</w:t>
-            </w:r>
-            <w:r>
-              <w:rPr>
-                <w:rFonts w:ascii="仿宋_GB2312" w:hAnsi="仿宋_GB2312" w:eastAsia="仿宋_GB2312"/>
-                <w:b w:val="0"/>
-                <w:sz w:val="24"/>
-              </w:rPr>
-              <w:t xml:space="preserve"> 模型输出往往直接展示，缺少候选稿、待核稿、编辑、采纳和冲突处理机制，难以适配学术阅读对可靠性的要求。</w:t>
+                <w:highlight w:val="green"/>
+              </w:rPr>
+              <w:t>生成结果缺少可核验的证据与一致性校验。</w:t>
+            </w:r>
+            <w:r>
+              <w:rPr>
+                <w:rFonts w:ascii="仿宋_GB2312" w:hAnsi="仿宋_GB2312" w:eastAsia="仿宋_GB2312"/>
+                <w:b w:val="0"/>
+                <w:sz w:val="24"/>
+                <w:highlight w:val="green"/>
+              </w:rPr>
+              <w:t xml:space="preserve"> 模型输出往往以自由文本直接展示，读者难以判断每条解释对应哪一章、哪一段、哪一句，也难以发现层间矛盾。若只依赖读者主观判断，复核既不可复现，也无法形成稳定的工程标准。本项目把复核依据落到可检查的证据上：原文引用是否可回溯、章节和段落定位是否准确、分层输出是否一致、结构化字段是否完整；读者编辑与采纳属于使用环节，不作为唯一的质量裁决。</w:t>
             </w:r>
           </w:p>
           <w:p>
@@ -3802,30 +3857,49 @@
                 <w:sz w:val="24"/>
               </w:rPr>
             </w:pPr>
-            <w:r>
-              <w:rPr>
-                <w:rFonts w:ascii="仿宋_GB2312" w:hAnsi="仿宋_GB2312" w:eastAsia="仿宋_GB2312"/>
-                <w:b w:val="0"/>
-                <w:sz w:val="24"/>
-              </w:rPr>
-              <w:t>因此，本项目的切入点是：</w:t>
-            </w:r>
-            <w:r>
-              <w:rPr>
-                <w:rFonts w:ascii="仿宋_GB2312" w:hAnsi="仿宋_GB2312" w:eastAsia="仿宋_GB2312"/>
-                <w:b w:val="0"/>
-                <w:bCs/>
-                <w:sz w:val="24"/>
-              </w:rPr>
-              <w:t>从文本本身的层次结构和真实阅读任务出发，把全书、章节、段落、概念四个尺度组织为可操作的工作空间；以Agent承担分层生成任务，以原文证据约束生成内容，以读者复核保证最终质量。</w:t>
-            </w:r>
-            <w:r>
-              <w:rPr>
-                <w:rFonts w:ascii="仿宋_GB2312" w:hAnsi="仿宋_GB2312" w:eastAsia="仿宋_GB2312"/>
-                <w:b w:val="0"/>
-                <w:sz w:val="24"/>
-              </w:rPr>
-              <w:t xml:space="preserve"> 这既区别于通用问答工具，也区别于仅提供标注功能的传统阅读器。</w:t>
+            <w:bookmarkStart w:id="4" w:name="_GoBack"/>
+            <w:bookmarkEnd w:id="4"/>
+            <w:r>
+              <w:rPr>
+                <w:rFonts w:ascii="仿宋_GB2312" w:hAnsi="仿宋_GB2312" w:eastAsia="仿宋_GB2312"/>
+                <w:b w:val="0"/>
+                <w:sz w:val="24"/>
+              </w:rPr>
+              <w:t>因此，本项目的切入点是：从</w:t>
+            </w:r>
+            <w:r>
+              <w:rPr>
+                <w:rFonts w:ascii="仿宋_GB2312" w:hAnsi="仿宋_GB2312" w:eastAsia="仿宋_GB2312"/>
+                <w:b w:val="0"/>
+                <w:sz w:val="24"/>
+                <w:highlight w:val="green"/>
+              </w:rPr>
+              <w:t>著作、论文</w:t>
+            </w:r>
+            <w:r>
+              <w:rPr>
+                <w:rFonts w:ascii="仿宋_GB2312" w:hAnsi="仿宋_GB2312" w:eastAsia="仿宋_GB2312"/>
+                <w:b w:val="0"/>
+                <w:sz w:val="24"/>
+              </w:rPr>
+              <w:t>本身的层次结构和真实阅读任务出发，把全书、章节、段落、概念四个尺度组织为可操作的工作空间；以Agent承担分层生成任务，以原文证据约束生成内容，以</w:t>
+            </w:r>
+            <w:r>
+              <w:rPr>
+                <w:rFonts w:ascii="仿宋_GB2312" w:hAnsi="仿宋_GB2312" w:eastAsia="仿宋_GB2312"/>
+                <w:b w:val="0"/>
+                <w:sz w:val="24"/>
+                <w:highlight w:val="green"/>
+              </w:rPr>
+              <w:t>原文可核验性和分层一致性作为质量判据</w:t>
+            </w:r>
+            <w:r>
+              <w:rPr>
+                <w:rFonts w:ascii="仿宋_GB2312" w:hAnsi="仿宋_GB2312" w:eastAsia="仿宋_GB2312"/>
+                <w:b w:val="0"/>
+                <w:sz w:val="24"/>
+              </w:rPr>
+              <w:t>。 这既区别于通用问答工具，也区别于仅提供标注功能的传统阅读器。</w:t>
             </w:r>
           </w:p>
           <w:p>
@@ -3873,7 +3947,24 @@
                 <w:b w:val="0"/>
                 <w:sz w:val="24"/>
               </w:rPr>
-              <w:t>本项目的主要目标是：面向哲学社会科学经典文本，开发一套可在本地运行的辅助阅读工作台，完成从书籍导入、文本定位、分层生成、来源核验、人工复核到笔记与对话使用的完整闭环。</w:t>
+              <w:t>本项目的主要目标是：</w:t>
+            </w:r>
+            <w:r>
+              <w:rPr>
+                <w:rFonts w:ascii="仿宋_GB2312" w:hAnsi="仿宋_GB2312" w:eastAsia="仿宋_GB2312"/>
+                <w:b w:val="0"/>
+                <w:sz w:val="24"/>
+                <w:highlight w:val="green"/>
+              </w:rPr>
+              <w:t>面向哲学社会科学著作、论文，开发一套可在本地运行的辅助阅读工作台</w:t>
+            </w:r>
+            <w:r>
+              <w:rPr>
+                <w:rFonts w:ascii="仿宋_GB2312" w:hAnsi="仿宋_GB2312" w:eastAsia="仿宋_GB2312"/>
+                <w:b w:val="0"/>
+                <w:sz w:val="24"/>
+              </w:rPr>
+              <w:t>，完成从书籍导入、文本定位、分层生成、来源核验、人工复核到笔记与对话使用的完整闭环。</w:t>
             </w:r>
           </w:p>
           <w:p>
@@ -4018,8 +4109,9 @@
                 <w:rFonts w:ascii="仿宋_GB2312" w:hAnsi="仿宋_GB2312" w:eastAsia="仿宋_GB2312"/>
                 <w:b/>
                 <w:sz w:val="24"/>
-              </w:rPr>
-              <w:t>保留读者的最终控制权。</w:t>
+                <w:highlight w:val="green"/>
+              </w:rPr>
+              <w:t>保留读者的使用控制权。</w:t>
             </w:r>
             <w:r>
               <w:rPr>
@@ -4052,16 +4144,26 @@
                 <w:rFonts w:ascii="仿宋_GB2312" w:hAnsi="仿宋_GB2312" w:eastAsia="仿宋_GB2312"/>
                 <w:b/>
                 <w:sz w:val="24"/>
-              </w:rPr>
-              <w:t>形成可复用的工程底座。</w:t>
-            </w:r>
-            <w:r>
-              <w:rPr>
-                <w:rFonts w:ascii="仿宋_GB2312" w:hAnsi="仿宋_GB2312" w:eastAsia="仿宋_GB2312"/>
-                <w:b w:val="0"/>
-                <w:sz w:val="24"/>
-              </w:rPr>
-              <w:t xml:space="preserve"> 将书籍、笔记、对话、任务等业务数据保留在Server端，把模型执行放入独立Agent服务，通过版本化接口和受控工具连接，便于后续扩展与维护；</w:t>
+                <w:highlight w:val="green"/>
+              </w:rPr>
+              <w:t>形成面向阅读任务的Agent harness。</w:t>
+            </w:r>
+            <w:r>
+              <w:rPr>
+                <w:rFonts w:ascii="仿宋_GB2312" w:hAnsi="仿宋_GB2312" w:eastAsia="仿宋_GB2312"/>
+                <w:b w:val="0"/>
+                <w:sz w:val="24"/>
+              </w:rPr>
+              <w:t xml:space="preserve"> 将书籍、笔记、对话、任务等业务数据保留在Server端，把模型执行放入独立Agent服务，通过版本化接口和受控工具连接，</w:t>
+            </w:r>
+            <w:r>
+              <w:rPr>
+                <w:rFonts w:ascii="仿宋_GB2312" w:hAnsi="仿宋_GB2312" w:eastAsia="仿宋_GB2312"/>
+                <w:b w:val="0"/>
+                <w:sz w:val="24"/>
+                <w:highlight w:val="green"/>
+              </w:rPr>
+              <w:t>使阅读器、任务面板和证据链共同构成可复用的工程底座；</w:t>
             </w:r>
           </w:p>
           <w:p>
@@ -4095,7 +4197,41 @@
                 <w:b w:val="0"/>
                 <w:sz w:val="24"/>
               </w:rPr>
-              <w:t xml:space="preserve"> 通过专家评审和读者使用实验，检验工具对文本理解、论证把握和概念辨析的实际帮助。</w:t>
+              <w:t xml:space="preserve"> 通过</w:t>
+            </w:r>
+            <w:r>
+              <w:rPr>
+                <w:rFonts w:ascii="仿宋_GB2312" w:hAnsi="仿宋_GB2312" w:eastAsia="仿宋_GB2312"/>
+                <w:b w:val="0"/>
+                <w:sz w:val="24"/>
+                <w:highlight w:val="green"/>
+              </w:rPr>
+              <w:t>技术性能检查、</w:t>
+            </w:r>
+            <w:r>
+              <w:rPr>
+                <w:rFonts w:ascii="仿宋_GB2312" w:hAnsi="仿宋_GB2312" w:eastAsia="仿宋_GB2312"/>
+                <w:b w:val="0"/>
+                <w:sz w:val="24"/>
+              </w:rPr>
+              <w:t>专家评审和读者使用实验，检验工具对文本理解、论证把握和概念辨析的实际帮助</w:t>
+            </w:r>
+            <w:r>
+              <w:rPr>
+                <w:rFonts w:ascii="仿宋_GB2312" w:hAnsi="仿宋_GB2312" w:eastAsia="仿宋_GB2312"/>
+                <w:b w:val="0"/>
+                <w:sz w:val="24"/>
+                <w:highlight w:val="green"/>
+              </w:rPr>
+              <w:t>；读者实验作为辅助证据，不作为唯一标准</w:t>
+            </w:r>
+            <w:r>
+              <w:rPr>
+                <w:rFonts w:ascii="仿宋_GB2312" w:hAnsi="仿宋_GB2312" w:eastAsia="仿宋_GB2312"/>
+                <w:b w:val="0"/>
+                <w:sz w:val="24"/>
+              </w:rPr>
+              <w:t>。</w:t>
             </w:r>
           </w:p>
           <w:p>
@@ -4113,7 +4249,41 @@
                 <w:b w:val="0"/>
                 <w:sz w:val="24"/>
               </w:rPr>
-              <w:t>项目的实践意义在于：为哲学社会科学经典阅读提供一个结构清晰、来源可查、可编辑的AI辅助环境，降低长文本阅读中的信息整理成本和阅读负担；同时为数字人文工具的设计提供一个“Agent执行、证据约束、读者复核”的可运行样例。</w:t>
+              <w:t>项目的实践意义在于：为哲学社会科学</w:t>
+            </w:r>
+            <w:r>
+              <w:rPr>
+                <w:rFonts w:ascii="仿宋_GB2312" w:hAnsi="仿宋_GB2312" w:eastAsia="仿宋_GB2312"/>
+                <w:b w:val="0"/>
+                <w:sz w:val="24"/>
+                <w:highlight w:val="green"/>
+              </w:rPr>
+              <w:t>著作、论文</w:t>
+            </w:r>
+            <w:r>
+              <w:rPr>
+                <w:rFonts w:ascii="仿宋_GB2312" w:hAnsi="仿宋_GB2312" w:eastAsia="仿宋_GB2312"/>
+                <w:b w:val="0"/>
+                <w:sz w:val="24"/>
+              </w:rPr>
+              <w:t>阅读提供一个结构清晰、来源可查、可编辑的AI辅助环境，降低长文本阅读中的信息整理成本和阅读负担；同时为数字人文工具的设计提供一个“Agent执行、证据约束、</w:t>
+            </w:r>
+            <w:r>
+              <w:rPr>
+                <w:rFonts w:ascii="仿宋_GB2312" w:hAnsi="仿宋_GB2312" w:eastAsia="仿宋_GB2312"/>
+                <w:b w:val="0"/>
+                <w:sz w:val="24"/>
+                <w:highlight w:val="green"/>
+              </w:rPr>
+              <w:t>可追溯复核</w:t>
+            </w:r>
+            <w:r>
+              <w:rPr>
+                <w:rFonts w:ascii="仿宋_GB2312" w:hAnsi="仿宋_GB2312" w:eastAsia="仿宋_GB2312"/>
+                <w:b w:val="0"/>
+                <w:sz w:val="24"/>
+              </w:rPr>
+              <w:t>”的可运行样例。</w:t>
             </w:r>
           </w:p>
           <w:p>
@@ -4170,13 +4340,6 @@
                 <w:sz w:val="24"/>
               </w:rPr>
             </w:pPr>
-            <w:r>
-              <w:rPr>
-                <w:rFonts w:hint="eastAsia"/>
-                <w:sz w:val="22"/>
-                <w:szCs w:val="22"/>
-              </w:rPr>
-            </w:r>
             <w:r>
               <w:rPr>
                 <w:rFonts w:hint="eastAsia"/>
@@ -6203,6 +6366,15 @@
               </w:rPr>
               <w:t>模型执行出现异常时，阅读和已有数据仍然可用；未来更换模型或Agent实现时，不需要重写阅读器和业务接口。</w:t>
             </w:r>
+            <w:r>
+              <w:rPr>
+                <w:rFonts w:ascii="仿宋_GB2312" w:hAnsi="仿宋_GB2312" w:eastAsia="仿宋_GB2312"/>
+                <w:b w:val="0"/>
+                <w:sz w:val="24"/>
+                <w:highlight w:val="green"/>
+              </w:rPr>
+              <w:t>从工程定位看，整套软件就是面向阅读任务的Agent harness：Server提供数据与权限，Agent服务提供可替换的执行核心，阅读器、任务面板和证据链共同构成受控的工具环境。</w:t>
+            </w:r>
           </w:p>
           <w:p>
             <w:pPr>
@@ -6273,8 +6445,9 @@
                 <w:rFonts w:ascii="仿宋_GB2312" w:hAnsi="仿宋_GB2312" w:eastAsia="仿宋_GB2312"/>
                 <w:b w:val="0"/>
                 <w:sz w:val="24"/>
-              </w:rPr>
-              <w:t>为保证辅助内容不是“无依据的答案”，项目在生成和展示两个环节加入约束：</w:t>
+                <w:highlight w:val="green"/>
+              </w:rPr>
+              <w:t>为保证辅助内容不是“无依据的答案”，项目在生成和展示两个环节加入约束，并以原文锚点、结构化字段和层间一致性作为复核依据：</w:t>
             </w:r>
           </w:p>
           <w:p>
@@ -6853,6 +7026,15 @@
               </w:rPr>
               <w:t>项目从技术性能、内容质量和阅读效果三个层面开展评估。技术性能方面，检查各层输出的覆盖范围、结构完整性和层间一致性，统计引用可回溯率；内容质量方面，邀请3—5名人文社科教师或研究生，对内容的准确性、论证完整性、概念辨析和证据充分性进行评审；阅读效果方面，开展15—20名读者的对照实验，比较使用本工具与通用问答/摘要工具时的理解测试、任务完成时间和主观反馈。</w:t>
             </w:r>
+            <w:r>
+              <w:rPr>
+                <w:rFonts w:ascii="仿宋_GB2312" w:hAnsi="仿宋_GB2312" w:eastAsia="仿宋_GB2312"/>
+                <w:b w:val="0"/>
+                <w:sz w:val="24"/>
+                <w:highlight w:val="green"/>
+              </w:rPr>
+              <w:t>本项目以“原文可核验性”为核心质量判据，具体检查引用可回溯率、章节和段落定位准确率、层间矛盾率；技术性能与专家评审用于达标判定，读者实验作为辅助证据，不作为唯一标准。</w:t>
+            </w:r>
           </w:p>
           <w:p>
             <w:pPr>
@@ -7455,35 +7637,10 @@
                 <w:rFonts w:hint="eastAsia" w:ascii="仿宋_GB2312" w:hAnsi="仿宋_GB2312" w:eastAsia="仿宋_GB2312"/>
                 <w:b w:val="0"/>
                 <w:sz w:val="24"/>
+                <w:highlight w:val="green"/>
                 <w:lang w:eastAsia="zh-CN"/>
               </w:rPr>
-              <w:t>（</w:t>
-            </w:r>
-            <w:r>
-              <w:rPr>
-                <w:rFonts w:hint="eastAsia" w:ascii="仿宋_GB2312" w:hAnsi="仿宋_GB2312" w:eastAsia="仿宋_GB2312"/>
-                <w:b w:val="0"/>
-                <w:sz w:val="24"/>
-                <w:lang w:val="en-US" w:eastAsia="zh-CN"/>
-              </w:rPr>
-              <w:t>2</w:t>
-            </w:r>
-            <w:r>
-              <w:rPr>
-                <w:rFonts w:hint="eastAsia" w:ascii="仿宋_GB2312" w:hAnsi="仿宋_GB2312" w:eastAsia="仿宋_GB2312"/>
-                <w:b w:val="0"/>
-                <w:sz w:val="24"/>
-                <w:lang w:eastAsia="zh-CN"/>
-              </w:rPr>
-              <w:t>）</w:t>
-            </w:r>
-            <w:r>
-              <w:rPr>
-                <w:rFonts w:ascii="仿宋_GB2312" w:hAnsi="仿宋_GB2312" w:eastAsia="仿宋_GB2312"/>
-                <w:b w:val="0"/>
-                <w:sz w:val="24"/>
-              </w:rPr>
-              <w:t>以真实经典文本为语料，按层实现任务和界面，完成小范围可用性测试；</w:t>
+              <w:t>（2）以真实著作、论文为语料，按层实现任务和界面，完成小范围可用性测试；</w:t>
             </w:r>
           </w:p>
           <w:p>
@@ -7702,7 +7859,7 @@
           </w:tcPr>
           <w:p>
             <w:pPr>
-              <w:spacing w:line="300" w:lineRule="auto"/>
+              <w:spacing w:line="264" w:lineRule="auto"/>
               <w:jc w:val="left"/>
               <w:rPr>
                 <w:rFonts w:hint="eastAsia" w:ascii="仿宋_GB2312" w:hAnsi="仿宋_GB2312" w:eastAsia="仿宋_GB2312" w:cs="仿宋_GB2312"/>
@@ -7737,7 +7894,7 @@
           </w:p>
           <w:p>
             <w:pPr>
-              <w:spacing w:line="300" w:lineRule="auto"/>
+              <w:spacing w:line="264" w:lineRule="auto"/>
               <w:ind w:left="0" w:leftChars="0" w:firstLine="480" w:firstLineChars="200"/>
               <w:rPr>
                 <w:rFonts w:hint="eastAsia" w:ascii="仿宋_GB2312" w:hAnsi="仿宋_GB2312" w:eastAsia="仿宋_GB2312" w:cs="仿宋_GB2312"/>
@@ -7755,7 +7912,7 @@
           </w:p>
           <w:p>
             <w:pPr>
-              <w:spacing w:line="300" w:lineRule="auto"/>
+              <w:spacing w:line="264" w:lineRule="auto"/>
               <w:ind w:left="0" w:leftChars="0" w:firstLine="480" w:firstLineChars="200"/>
               <w:rPr>
                 <w:rFonts w:hint="eastAsia" w:ascii="仿宋_GB2312" w:hAnsi="仿宋_GB2312" w:eastAsia="仿宋_GB2312" w:cs="仿宋_GB2312"/>
@@ -7765,7 +7922,7 @@
           </w:p>
           <w:p>
             <w:pPr>
-              <w:spacing w:line="300" w:lineRule="auto"/>
+              <w:spacing w:line="264" w:lineRule="auto"/>
               <w:jc w:val="left"/>
               <w:rPr>
                 <w:rFonts w:hint="eastAsia" w:ascii="仿宋_GB2312" w:hAnsi="仿宋_GB2312" w:eastAsia="仿宋_GB2312" w:cs="仿宋_GB2312"/>
@@ -7783,7 +7940,7 @@
           </w:p>
           <w:p>
             <w:pPr>
-              <w:spacing w:line="300" w:lineRule="auto"/>
+              <w:spacing w:line="264" w:lineRule="auto"/>
               <w:ind w:left="0" w:leftChars="0" w:firstLine="480" w:firstLineChars="200"/>
               <w:rPr>
                 <w:rFonts w:hint="eastAsia" w:ascii="仿宋_GB2312" w:hAnsi="仿宋_GB2312" w:eastAsia="仿宋_GB2312" w:cs="仿宋_GB2312"/>
@@ -7801,7 +7958,7 @@
           </w:p>
           <w:p>
             <w:pPr>
-              <w:spacing w:line="300" w:lineRule="auto"/>
+              <w:spacing w:line="264" w:lineRule="auto"/>
               <w:ind w:left="0" w:leftChars="0" w:firstLine="480" w:firstLineChars="200"/>
               <w:rPr>
                 <w:rFonts w:hint="eastAsia" w:ascii="仿宋_GB2312" w:hAnsi="仿宋_GB2312" w:eastAsia="仿宋_GB2312" w:cs="仿宋_GB2312"/>
@@ -7811,7 +7968,7 @@
           </w:p>
           <w:p>
             <w:pPr>
-              <w:spacing w:line="300" w:lineRule="auto"/>
+              <w:spacing w:line="264" w:lineRule="auto"/>
               <w:jc w:val="left"/>
               <w:rPr>
                 <w:rFonts w:hint="eastAsia" w:ascii="仿宋_GB2312" w:hAnsi="仿宋_GB2312" w:eastAsia="仿宋_GB2312" w:cs="仿宋_GB2312"/>
@@ -7824,12 +7981,21 @@
                 <w:b/>
                 <w:sz w:val="24"/>
               </w:rPr>
-              <w:t>三、以原文证据约束生成，以读者复核完成闭环</w:t>
-            </w:r>
-          </w:p>
-          <w:p>
-            <w:pPr>
-              <w:spacing w:line="300" w:lineRule="auto"/>
+              <w:t>三、</w:t>
+            </w:r>
+            <w:r>
+              <w:rPr>
+                <w:rFonts w:ascii="仿宋_GB2312" w:hAnsi="仿宋_GB2312" w:eastAsia="仿宋_GB2312"/>
+                <w:b/>
+                <w:sz w:val="24"/>
+                <w:highlight w:val="green"/>
+              </w:rPr>
+              <w:t>以原文证据约束生成，以证据核验完成闭环</w:t>
+            </w:r>
+          </w:p>
+          <w:p>
+            <w:pPr>
+              <w:spacing w:line="264" w:lineRule="auto"/>
               <w:ind w:left="0" w:leftChars="0" w:firstLine="480" w:firstLineChars="200"/>
               <w:rPr>
                 <w:rFonts w:hint="eastAsia" w:ascii="仿宋_GB2312" w:hAnsi="仿宋_GB2312" w:eastAsia="仿宋_GB2312" w:cs="仿宋_GB2312"/>
@@ -7842,12 +8008,29 @@
                 <w:b w:val="0"/>
                 <w:sz w:val="24"/>
               </w:rPr>
-              <w:t>项目不是让模型直接给出结论，而是要求生成内容尽量绑定章节、段落、指纹和引文，并通过候选稿、复核、采纳和冲突保护，把读者放在最终决策位置。这使AI输出从“可信口吻的答案”变成“可检查的阅读材料”。</w:t>
-            </w:r>
-          </w:p>
-          <w:p>
-            <w:pPr>
-              <w:spacing w:line="300" w:lineRule="auto"/>
+              <w:t>项目不是让模型直接给出结论，而是要求生成内容尽量绑定章节、段落、指纹和引文，并通过候选稿、复核、采纳和冲突保护，把</w:t>
+            </w:r>
+            <w:r>
+              <w:rPr>
+                <w:rFonts w:ascii="仿宋_GB2312" w:hAnsi="仿宋_GB2312" w:eastAsia="仿宋_GB2312"/>
+                <w:b w:val="0"/>
+                <w:sz w:val="24"/>
+                <w:highlight w:val="green"/>
+              </w:rPr>
+              <w:t>原文可核验性和分层一致性作为质量判据；读者可以编辑、采纳或放弃，但其主观评价不作为唯一质量裁决</w:t>
+            </w:r>
+            <w:r>
+              <w:rPr>
+                <w:rFonts w:ascii="仿宋_GB2312" w:hAnsi="仿宋_GB2312" w:eastAsia="仿宋_GB2312"/>
+                <w:b w:val="0"/>
+                <w:sz w:val="24"/>
+              </w:rPr>
+              <w:t>。这使AI输出从“可信口吻的答案”变成“可检查的阅读材料”。</w:t>
+            </w:r>
+          </w:p>
+          <w:p>
+            <w:pPr>
+              <w:spacing w:line="264" w:lineRule="auto"/>
               <w:ind w:left="0" w:leftChars="0" w:firstLine="480" w:firstLineChars="200"/>
               <w:rPr>
                 <w:rFonts w:hint="eastAsia" w:ascii="仿宋_GB2312" w:hAnsi="仿宋_GB2312" w:eastAsia="仿宋_GB2312" w:cs="仿宋_GB2312"/>
@@ -7857,7 +8040,7 @@
           </w:p>
           <w:p>
             <w:pPr>
-              <w:spacing w:line="300" w:lineRule="auto"/>
+              <w:spacing w:line="264" w:lineRule="auto"/>
               <w:jc w:val="left"/>
               <w:rPr>
                 <w:rFonts w:hint="eastAsia" w:ascii="仿宋_GB2312" w:hAnsi="仿宋_GB2312" w:eastAsia="仿宋_GB2312" w:cs="仿宋_GB2312"/>
@@ -7875,7 +8058,7 @@
           </w:p>
           <w:p>
             <w:pPr>
-              <w:spacing w:line="300" w:lineRule="auto"/>
+              <w:spacing w:line="264" w:lineRule="auto"/>
               <w:ind w:left="0" w:leftChars="0" w:firstLine="480" w:firstLineChars="200"/>
               <w:rPr>
                 <w:rFonts w:hint="eastAsia" w:ascii="仿宋_GB2312" w:hAnsi="仿宋_GB2312" w:eastAsia="仿宋_GB2312" w:cs="仿宋_GB2312"/>
@@ -7890,10 +8073,19 @@
               </w:rPr>
               <w:t>项目将业务数据保留在Server，将模型执行放入独立Agent服务，通过版本化契约、工具回调、认证和预算控制连接两者。Agent不直接接触书籍数据库，既降低了数据被越权读写的风险，也使模型服务可以独立替换和测试。</w:t>
             </w:r>
-          </w:p>
-          <w:p>
-            <w:pPr>
-              <w:spacing w:line="300" w:lineRule="auto"/>
+            <w:r>
+              <w:rPr>
+                <w:rFonts w:ascii="仿宋_GB2312" w:hAnsi="仿宋_GB2312" w:eastAsia="仿宋_GB2312"/>
+                <w:b w:val="0"/>
+                <w:sz w:val="24"/>
+                <w:highlight w:val="green"/>
+              </w:rPr>
+              <w:t>两者共同构成面向阅读任务的Agent harness。</w:t>
+            </w:r>
+          </w:p>
+          <w:p>
+            <w:pPr>
+              <w:spacing w:line="264" w:lineRule="auto"/>
               <w:ind w:left="0" w:leftChars="0" w:firstLine="480" w:firstLineChars="200"/>
               <w:rPr>
                 <w:rFonts w:hint="eastAsia" w:ascii="仿宋_GB2312" w:hAnsi="仿宋_GB2312" w:eastAsia="仿宋_GB2312" w:cs="仿宋_GB2312"/>
@@ -7903,7 +8095,7 @@
           </w:p>
           <w:p>
             <w:pPr>
-              <w:spacing w:line="300" w:lineRule="auto"/>
+              <w:spacing w:line="264" w:lineRule="auto"/>
               <w:jc w:val="left"/>
               <w:rPr>
                 <w:rFonts w:hint="eastAsia" w:ascii="仿宋_GB2312" w:hAnsi="仿宋_GB2312" w:eastAsia="仿宋_GB2312" w:cs="仿宋_GB2312"/>
@@ -7921,7 +8113,7 @@
           </w:p>
           <w:p>
             <w:pPr>
-              <w:spacing w:line="300" w:lineRule="auto"/>
+              <w:spacing w:line="264" w:lineRule="auto"/>
               <w:ind w:left="0" w:leftChars="0" w:firstLine="480" w:firstLineChars="200"/>
               <w:rPr>
                 <w:rFonts w:hint="eastAsia" w:ascii="仿宋_GB2312" w:hAnsi="仿宋_GB2312" w:eastAsia="仿宋_GB2312" w:cs="仿宋_GB2312"/>
@@ -7939,7 +8131,7 @@
           </w:p>
           <w:p>
             <w:pPr>
-              <w:spacing w:line="300" w:lineRule="auto"/>
+              <w:spacing w:line="264" w:lineRule="auto"/>
               <w:ind w:left="0" w:leftChars="0" w:firstLine="480" w:firstLineChars="200"/>
               <w:rPr>
                 <w:rFonts w:hint="eastAsia" w:ascii="仿宋_GB2312" w:hAnsi="仿宋_GB2312" w:eastAsia="仿宋_GB2312" w:cs="仿宋_GB2312"/>
@@ -7949,7 +8141,7 @@
           </w:p>
           <w:p>
             <w:pPr>
-              <w:spacing w:line="300" w:lineRule="auto"/>
+              <w:spacing w:line="264" w:lineRule="auto"/>
               <w:jc w:val="left"/>
               <w:rPr>
                 <w:rFonts w:hint="eastAsia" w:ascii="仿宋_GB2312" w:hAnsi="仿宋_GB2312" w:eastAsia="仿宋_GB2312" w:cs="仿宋_GB2312"/>
@@ -7967,7 +8159,7 @@
           </w:p>
           <w:p>
             <w:pPr>
-              <w:spacing w:line="300" w:lineRule="auto"/>
+              <w:spacing w:line="264" w:lineRule="auto"/>
               <w:ind w:left="0" w:leftChars="0" w:firstLine="480" w:firstLineChars="200"/>
               <w:rPr>
                 <w:rFonts w:hint="eastAsia" w:ascii="仿宋_GB2312" w:hAnsi="仿宋_GB2312" w:eastAsia="仿宋_GB2312" w:cs="仿宋_GB2312"/>
@@ -7981,6 +8173,15 @@
                 <w:sz w:val="24"/>
               </w:rPr>
               <w:t>现有AI阅读工具评估多停留在技术指标层面，本项目构建“技术性能+专家评审+用户实验”三维评估体系，特别关注人文社科阅读的特殊性，即概念辨析准确性、论证结构完整性、分层内容之间的一致性等学科专属指标。评估体系包含指标评估、专家评审和用户实验，确保效果可衡量、可验证、可复现。</w:t>
+            </w:r>
+            <w:r>
+              <w:rPr>
+                <w:rFonts w:ascii="仿宋_GB2312" w:hAnsi="仿宋_GB2312" w:eastAsia="仿宋_GB2312"/>
+                <w:b w:val="0"/>
+                <w:sz w:val="24"/>
+                <w:highlight w:val="green"/>
+              </w:rPr>
+              <w:t>其中，技术性能与专家评审作为主要达标判据，重点检查原文可回溯、定位准确和层间一致；用户实验用于检验可用性，不作为唯一标准。</w:t>
             </w:r>
           </w:p>
         </w:tc>
@@ -8084,7 +8285,7 @@
           </w:tcPr>
           <w:p>
             <w:pPr>
-              <w:spacing w:line="264" w:lineRule="auto"/>
+              <w:spacing w:line="240" w:lineRule="auto"/>
               <w:rPr>
                 <w:rFonts w:hint="eastAsia" w:ascii="仿宋_GB2312" w:hAnsi="宋体" w:eastAsia="仿宋_GB2312"/>
                 <w:sz w:val="24"/>
@@ -8100,7 +8301,7 @@
           </w:p>
           <w:p>
             <w:pPr>
-              <w:spacing w:line="264" w:lineRule="auto"/>
+              <w:spacing w:line="240" w:lineRule="auto"/>
               <w:ind w:firstLine="480" w:firstLineChars="200"/>
               <w:rPr>
                 <w:rFonts w:hint="eastAsia" w:ascii="仿宋_GB2312" w:hAnsi="仿宋_GB2312" w:eastAsia="仿宋_GB2312" w:cs="仿宋_GB2312"/>
@@ -8118,7 +8319,7 @@
           </w:p>
           <w:p>
             <w:pPr>
-              <w:spacing w:line="264" w:lineRule="auto"/>
+              <w:spacing w:line="240" w:lineRule="auto"/>
               <w:ind w:firstLine="480" w:firstLineChars="200"/>
               <w:rPr>
                 <w:rFonts w:hint="eastAsia" w:ascii="仿宋_GB2312" w:hAnsi="仿宋_GB2312" w:eastAsia="仿宋_GB2312" w:cs="仿宋_GB2312"/>
@@ -8136,7 +8337,7 @@
           </w:p>
           <w:p>
             <w:pPr>
-              <w:spacing w:line="264" w:lineRule="auto"/>
+              <w:spacing w:line="240" w:lineRule="auto"/>
               <w:ind w:firstLine="480" w:firstLineChars="200"/>
               <w:rPr>
                 <w:rFonts w:hint="eastAsia" w:ascii="仿宋_GB2312" w:hAnsi="仿宋_GB2312" w:eastAsia="仿宋_GB2312" w:cs="仿宋_GB2312"/>
@@ -8154,7 +8355,7 @@
           </w:p>
           <w:p>
             <w:pPr>
-              <w:spacing w:line="264" w:lineRule="auto"/>
+              <w:spacing w:line="240" w:lineRule="auto"/>
               <w:ind w:firstLine="480" w:firstLineChars="200"/>
               <w:rPr>
                 <w:rFonts w:hint="eastAsia" w:ascii="仿宋_GB2312" w:hAnsi="仿宋_GB2312" w:eastAsia="仿宋_GB2312" w:cs="仿宋_GB2312"/>
@@ -8172,7 +8373,7 @@
           </w:p>
           <w:p>
             <w:pPr>
-              <w:spacing w:line="264" w:lineRule="auto"/>
+              <w:spacing w:line="240" w:lineRule="auto"/>
               <w:ind w:firstLine="480" w:firstLineChars="200"/>
               <w:rPr>
                 <w:rFonts w:hint="eastAsia" w:ascii="仿宋_GB2312" w:hAnsi="仿宋_GB2312" w:eastAsia="仿宋_GB2312" w:cs="仿宋_GB2312"/>
@@ -8190,7 +8391,7 @@
           </w:p>
           <w:p>
             <w:pPr>
-              <w:spacing w:line="264" w:lineRule="auto"/>
+              <w:spacing w:line="240" w:lineRule="auto"/>
               <w:ind w:firstLine="480" w:firstLineChars="200"/>
               <w:rPr>
                 <w:rFonts w:hint="eastAsia" w:ascii="仿宋_GB2312" w:hAnsi="仿宋_GB2312" w:eastAsia="仿宋_GB2312" w:cs="仿宋_GB2312"/>
@@ -8208,7 +8409,7 @@
           </w:p>
           <w:p>
             <w:pPr>
-              <w:spacing w:line="264" w:lineRule="auto"/>
+              <w:spacing w:line="240" w:lineRule="auto"/>
               <w:ind w:firstLine="480" w:firstLineChars="200"/>
               <w:rPr>
                 <w:rFonts w:hint="eastAsia" w:ascii="仿宋_GB2312" w:hAnsi="仿宋_GB2312" w:eastAsia="仿宋_GB2312" w:cs="仿宋_GB2312"/>
@@ -8226,7 +8427,7 @@
           </w:p>
           <w:p>
             <w:pPr>
-              <w:spacing w:line="264" w:lineRule="auto"/>
+              <w:spacing w:line="240" w:lineRule="auto"/>
               <w:ind w:firstLine="480" w:firstLineChars="200"/>
               <w:rPr>
                 <w:rFonts w:hint="eastAsia" w:ascii="仿宋_GB2312" w:hAnsi="仿宋_GB2312" w:eastAsia="仿宋_GB2312" w:cs="仿宋_GB2312"/>
@@ -8244,7 +8445,7 @@
           </w:p>
           <w:p>
             <w:pPr>
-              <w:spacing w:line="264" w:lineRule="auto"/>
+              <w:spacing w:line="240" w:lineRule="auto"/>
               <w:ind w:firstLine="480" w:firstLineChars="200"/>
               <w:rPr>
                 <w:rFonts w:hint="eastAsia" w:ascii="仿宋_GB2312" w:hAnsi="仿宋_GB2312" w:eastAsia="仿宋_GB2312" w:cs="仿宋_GB2312"/>
@@ -8320,12 +8521,6 @@
             <w:insideH w:val="single" w:color="auto" w:sz="4" w:space="0"/>
             <w:insideV w:val="single" w:color="auto" w:sz="4" w:space="0"/>
           </w:tblBorders>
-          <w:tblCellMar>
-            <w:top w:w="0" w:type="dxa"/>
-            <w:left w:w="108" w:type="dxa"/>
-            <w:bottom w:w="0" w:type="dxa"/>
-            <w:right w:w="108" w:type="dxa"/>
-          </w:tblCellMar>
         </w:tblPrEx>
         <w:trPr>
           <w:trHeight w:val="0" w:hRule="atLeast"/>
@@ -8381,7 +8576,7 @@
           </w:tcPr>
           <w:p>
             <w:pPr>
-              <w:spacing w:line="264" w:lineRule="auto"/>
+              <w:spacing w:line="240" w:lineRule="auto"/>
               <w:rPr>
                 <w:rFonts w:hint="eastAsia" w:ascii="仿宋_GB2312" w:hAnsi="宋体" w:eastAsia="仿宋_GB2312"/>
                 <w:sz w:val="24"/>
@@ -8397,7 +8592,7 @@
           </w:p>
           <w:p>
             <w:pPr>
-              <w:spacing w:line="264" w:lineRule="auto"/>
+              <w:spacing w:line="240" w:lineRule="auto"/>
               <w:jc w:val="left"/>
               <w:rPr>
                 <w:rFonts w:hint="eastAsia" w:ascii="仿宋_GB2312" w:hAnsi="仿宋_GB2312" w:eastAsia="仿宋_GB2312" w:cs="仿宋_GB2312"/>
@@ -8417,7 +8612,7 @@
           </w:p>
           <w:p>
             <w:pPr>
-              <w:spacing w:line="264" w:lineRule="auto"/>
+              <w:spacing w:line="240" w:lineRule="auto"/>
               <w:ind w:firstLine="480" w:firstLineChars="200"/>
               <w:rPr>
                 <w:rFonts w:hint="eastAsia" w:ascii="仿宋_GB2312" w:hAnsi="仿宋_GB2312" w:eastAsia="仿宋_GB2312" w:cs="仿宋_GB2312"/>
@@ -8437,7 +8632,7 @@
           </w:p>
           <w:p>
             <w:pPr>
-              <w:spacing w:line="264" w:lineRule="auto"/>
+              <w:spacing w:line="240" w:lineRule="auto"/>
               <w:jc w:val="left"/>
               <w:rPr>
                 <w:rFonts w:hint="eastAsia" w:ascii="仿宋_GB2312" w:hAnsi="仿宋_GB2312" w:eastAsia="仿宋_GB2312" w:cs="仿宋_GB2312"/>
@@ -8457,7 +8652,7 @@
           </w:p>
           <w:p>
             <w:pPr>
-              <w:spacing w:line="264" w:lineRule="auto"/>
+              <w:spacing w:line="240" w:lineRule="auto"/>
               <w:ind w:firstLine="480" w:firstLineChars="200"/>
               <w:rPr>
                 <w:rFonts w:hint="eastAsia" w:ascii="仿宋_GB2312" w:hAnsi="仿宋_GB2312" w:eastAsia="仿宋_GB2312" w:cs="仿宋_GB2312"/>
@@ -8477,7 +8672,7 @@
           </w:p>
           <w:p>
             <w:pPr>
-              <w:spacing w:line="264" w:lineRule="auto"/>
+              <w:spacing w:line="240" w:lineRule="auto"/>
               <w:jc w:val="left"/>
               <w:rPr>
                 <w:rFonts w:hint="eastAsia" w:ascii="仿宋_GB2312" w:hAnsi="仿宋_GB2312" w:eastAsia="仿宋_GB2312" w:cs="仿宋_GB2312"/>
@@ -8497,7 +8692,7 @@
           </w:p>
           <w:p>
             <w:pPr>
-              <w:spacing w:line="264" w:lineRule="auto"/>
+              <w:spacing w:line="240" w:lineRule="auto"/>
               <w:ind w:firstLine="480" w:firstLineChars="200"/>
               <w:rPr>
                 <w:rFonts w:hint="eastAsia" w:ascii="仿宋_GB2312" w:hAnsi="仿宋_GB2312" w:eastAsia="仿宋_GB2312" w:cs="仿宋_GB2312"/>
@@ -10036,7 +10231,41 @@
                 <w:b w:val="0"/>
                 <w:sz w:val="24"/>
               </w:rPr>
-              <w:t>项目面向哲学社会科学经典文本的深度阅读，将Agent技术、原文证据和读者复核结合起来，具有明确的学科交叉性和应用价值。项目已完成可运行原型，技术路线清晰，具备继续迭代和开展小规模评估的基础。</w:t>
+              <w:t>项目面向哲学社会科学</w:t>
+            </w:r>
+            <w:r>
+              <w:rPr>
+                <w:rFonts w:ascii="仿宋_GB2312" w:hAnsi="仿宋_GB2312" w:eastAsia="仿宋_GB2312"/>
+                <w:b w:val="0"/>
+                <w:sz w:val="24"/>
+                <w:highlight w:val="green"/>
+              </w:rPr>
+              <w:t>著作、论文</w:t>
+            </w:r>
+            <w:r>
+              <w:rPr>
+                <w:rFonts w:ascii="仿宋_GB2312" w:hAnsi="仿宋_GB2312" w:eastAsia="仿宋_GB2312"/>
+                <w:b w:val="0"/>
+                <w:sz w:val="24"/>
+              </w:rPr>
+              <w:t>的深度阅读，将Agent技术、原文证据和</w:t>
+            </w:r>
+            <w:r>
+              <w:rPr>
+                <w:rFonts w:ascii="仿宋_GB2312" w:hAnsi="仿宋_GB2312" w:eastAsia="仿宋_GB2312"/>
+                <w:b w:val="0"/>
+                <w:sz w:val="24"/>
+                <w:highlight w:val="green"/>
+              </w:rPr>
+              <w:t>可追溯复核</w:t>
+            </w:r>
+            <w:r>
+              <w:rPr>
+                <w:rFonts w:ascii="仿宋_GB2312" w:hAnsi="仿宋_GB2312" w:eastAsia="仿宋_GB2312"/>
+                <w:b w:val="0"/>
+                <w:sz w:val="24"/>
+              </w:rPr>
+              <w:t>结合起来，具有明确的学科交叉性和应用价值。项目已完成可运行原型，技术路线清晰，具备继续迭代和开展小规模评估的基础。</w:t>
             </w:r>
           </w:p>
           <w:p>
@@ -10932,8 +11161,6 @@
         </w:rPr>
         <w:t>1. 在项目实施的过程中遵守学校有关规定，恪守学术规范，真正做到诚实守信，实事求是；</w:t>
       </w:r>
-      <w:bookmarkStart w:id="4" w:name="_GoBack"/>
-      <w:bookmarkEnd w:id="4"/>
     </w:p>
     <w:p>
       <w:pPr>

--- a/ECUST_Gnosys/docs/新申报书文稿.docx
+++ b/ECUST_Gnosys/docs/新申报书文稿.docx
@@ -3186,17 +3186,45 @@
                 <w:rFonts w:ascii="仿宋_GB2312" w:hAnsi="仿宋_GB2312" w:eastAsia="仿宋_GB2312"/>
                 <w:b w:val="0"/>
                 <w:sz w:val="24"/>
-                <w:highlight w:val="green"/>
-              </w:rPr>
-              <w:t>哲学社会科学著作、论文通常篇幅长</w:t>
-            </w:r>
-            <w:r>
-              <w:rPr>
-                <w:rFonts w:ascii="仿宋_GB2312" w:hAnsi="仿宋_GB2312" w:eastAsia="仿宋_GB2312"/>
-                <w:b w:val="0"/>
-                <w:sz w:val="24"/>
-              </w:rPr>
-              <w:t>、概念密度高、论证层次复杂，且高度依赖思想史、文本语境和作者的问题意识。对读者而言，真正的困难往往不只是“知道某一段说了什么”，而是需要同时处理四个相互关联的问题：</w:t>
+              </w:rPr>
+              <w:t>哲学社会科学</w:t>
+            </w:r>
+            <w:r>
+              <w:rPr>
+                <w:rFonts w:ascii="仿宋_GB2312" w:hAnsi="仿宋_GB2312" w:eastAsia="仿宋_GB2312"/>
+                <w:b w:val="0"/>
+                <w:sz w:val="24"/>
+                <w:highlight w:val="yellow"/>
+              </w:rPr>
+              <w:t>经典文本</w:t>
+            </w:r>
+            <w:r>
+              <w:rPr>
+                <w:rFonts w:hint="eastAsia" w:ascii="仿宋_GB2312" w:hAnsi="仿宋_GB2312" w:eastAsia="仿宋_GB2312"/>
+                <w:b w:val="0"/>
+                <w:sz w:val="24"/>
+                <w:highlight w:val="yellow"/>
+                <w:lang w:eastAsia="zh-CN"/>
+              </w:rPr>
+              <w:t>（</w:t>
+            </w:r>
+            <w:r>
+              <w:rPr>
+                <w:rFonts w:hint="eastAsia" w:ascii="仿宋_GB2312" w:hAnsi="仿宋_GB2312" w:eastAsia="仿宋_GB2312"/>
+                <w:b w:val="0"/>
+                <w:sz w:val="24"/>
+                <w:highlight w:val="yellow"/>
+                <w:lang w:val="en-US" w:eastAsia="zh-CN"/>
+              </w:rPr>
+              <w:t>改为著作、论文，全文意思照此修改）</w:t>
+            </w:r>
+            <w:r>
+              <w:rPr>
+                <w:rFonts w:ascii="仿宋_GB2312" w:hAnsi="仿宋_GB2312" w:eastAsia="仿宋_GB2312"/>
+                <w:b w:val="0"/>
+                <w:sz w:val="24"/>
+              </w:rPr>
+              <w:t>通常篇幅长、概念密度高、论证层次复杂，且高度依赖思想史、文本语境和作者的问题意识。对读者而言，真正的困难往往不只是“知道某一段说了什么”，而是需要同时处理四个相互关联的问题：</w:t>
             </w:r>
           </w:p>
           <w:p>
@@ -3312,34 +3340,17 @@
                 <w:rFonts w:ascii="仿宋_GB2312" w:hAnsi="仿宋_GB2312" w:eastAsia="仿宋_GB2312"/>
                 <w:b w:val="0"/>
                 <w:sz w:val="24"/>
-                <w:highlight w:val="green"/>
-              </w:rPr>
-              <w:t>“原文可核验性”为核心质量判据</w:t>
-            </w:r>
-            <w:r>
-              <w:rPr>
-                <w:rFonts w:ascii="仿宋_GB2312" w:hAnsi="仿宋_GB2312" w:eastAsia="仿宋_GB2312"/>
-                <w:b w:val="0"/>
-                <w:sz w:val="24"/>
-              </w:rPr>
-              <w:t>的哲学社会科学辅助阅读工具。项目不以替代读者判断为目标，而是把长篇</w:t>
-            </w:r>
-            <w:r>
-              <w:rPr>
-                <w:rFonts w:ascii="仿宋_GB2312" w:hAnsi="仿宋_GB2312" w:eastAsia="仿宋_GB2312"/>
-                <w:b w:val="0"/>
-                <w:sz w:val="24"/>
-                <w:highlight w:val="green"/>
-              </w:rPr>
-              <w:t>著作、论文</w:t>
-            </w:r>
-            <w:r>
-              <w:rPr>
-                <w:rFonts w:ascii="仿宋_GB2312" w:hAnsi="仿宋_GB2312" w:eastAsia="仿宋_GB2312"/>
-                <w:b w:val="0"/>
-                <w:sz w:val="24"/>
-              </w:rPr>
-              <w:t>整理成可阅读、可追溯、可修改的辅助材料，让读者在全书、章节、段落和概念四个尺度之间来回切换，形成自己的理解。</w:t>
+                <w:highlight w:val="yellow"/>
+              </w:rPr>
+              <w:t>读者编辑和复核为最终裁决的</w:t>
+            </w:r>
+            <w:r>
+              <w:rPr>
+                <w:rFonts w:ascii="仿宋_GB2312" w:hAnsi="仿宋_GB2312" w:eastAsia="仿宋_GB2312"/>
+                <w:b w:val="0"/>
+                <w:sz w:val="24"/>
+              </w:rPr>
+              <w:t>哲学社会科学辅助阅读工具。项目不以替代读者判断为目标，而是把长篇文本整理成可阅读、可追溯、可修改的辅助材料，让读者在全书、章节、段落和概念四个尺度之间来回切换，形成自己的理解。</w:t>
             </w:r>
           </w:p>
           <w:p>
@@ -3585,9 +3596,39 @@
                 <w:rFonts w:ascii="仿宋_GB2312" w:hAnsi="仿宋_GB2312" w:eastAsia="仿宋_GB2312"/>
                 <w:b/>
                 <w:sz w:val="24"/>
-                <w:highlight w:val="green"/>
-              </w:rPr>
-              <w:t>Agent与工作流框架</w:t>
+                <w:highlight w:val="yellow"/>
+              </w:rPr>
+              <w:t>多Agent与工作流框架</w:t>
+            </w:r>
+            <w:r>
+              <w:rPr>
+                <w:rFonts w:hint="eastAsia" w:ascii="仿宋_GB2312" w:hAnsi="仿宋_GB2312" w:eastAsia="仿宋_GB2312"/>
+                <w:b/>
+                <w:sz w:val="24"/>
+                <w:highlight w:val="yellow"/>
+                <w:lang w:eastAsia="zh-CN"/>
+              </w:rPr>
+              <w:t>（</w:t>
+            </w:r>
+            <w:r>
+              <w:rPr>
+                <w:rFonts w:hint="eastAsia" w:ascii="仿宋_GB2312" w:hAnsi="仿宋_GB2312" w:eastAsia="仿宋_GB2312"/>
+                <w:b/>
+                <w:sz w:val="24"/>
+                <w:highlight w:val="yellow"/>
+                <w:lang w:val="en-US" w:eastAsia="zh-CN"/>
+              </w:rPr>
+              <w:t>改为说明项目为什么使用agent而不是工作流，相比单次问答生成agent好处是？</w:t>
+            </w:r>
+            <w:r>
+              <w:rPr>
+                <w:rFonts w:hint="eastAsia" w:ascii="仿宋_GB2312" w:hAnsi="仿宋_GB2312" w:eastAsia="仿宋_GB2312"/>
+                <w:b/>
+                <w:sz w:val="24"/>
+                <w:highlight w:val="yellow"/>
+                <w:lang w:eastAsia="zh-CN"/>
+              </w:rPr>
+              <w:t>）</w:t>
             </w:r>
           </w:p>
           <w:p>
@@ -3604,9 +3645,8 @@
                 <w:rFonts w:ascii="仿宋_GB2312" w:hAnsi="仿宋_GB2312" w:eastAsia="仿宋_GB2312"/>
                 <w:b w:val="0"/>
                 <w:sz w:val="24"/>
-                <w:highlight w:val="green"/>
-              </w:rPr>
-              <w:t>AutoGen、MetaGPT等工作流框架擅长把固定步骤编排起来，适合流程稳定、输入输出边界清楚的任务；但阅读任务需要根据文本内容和中间结果动态选择工具、调整范围并校验证据，固定工作流难以覆盖这种不确定性。Agent可以在任务边界内自主规划、调用检索、定位和写作工具，并把中间结果交回复核；与单次问答生成相比，Agent能把“读目录—定位章节—提取证据—生成—复核”拆成可追踪步骤，保留中间产物和失败恢复能力。因此，本项目选择以Agent为执行核心，而不是把阅读简化为一次性问答。</w:t>
+              </w:rPr>
+              <w:t>AutoGen、MetaGPT等框架支持多Agent角色分工、任务编排和工具调用，为复杂任务自动化提供了工程基础。但现有多Agent系统主要依据检索、生成、评估等功能类型划分角色，较少围绕全书、章节、段落和概念的阅读任务组织协作，难以支持哲学社会科学文本的多维度深度理解。</w:t>
             </w:r>
           </w:p>
           <w:p>
@@ -3768,6 +3808,7 @@
                 <w:rFonts w:ascii="仿宋_GB2312" w:hAnsi="仿宋_GB2312" w:eastAsia="仿宋_GB2312"/>
                 <w:b w:val="0"/>
                 <w:sz w:val="24"/>
+                <w:highlight w:val="yellow"/>
               </w:rPr>
               <w:t>（4）</w:t>
             </w:r>
@@ -3776,18 +3817,48 @@
                 <w:rFonts w:ascii="仿宋_GB2312" w:hAnsi="仿宋_GB2312" w:eastAsia="仿宋_GB2312"/>
                 <w:b/>
                 <w:sz w:val="24"/>
-                <w:highlight w:val="green"/>
-              </w:rPr>
-              <w:t>缺少面向阅读任务的Agent harness。</w:t>
-            </w:r>
-            <w:r>
-              <w:rPr>
-                <w:rFonts w:ascii="仿宋_GB2312" w:hAnsi="仿宋_GB2312" w:eastAsia="仿宋_GB2312"/>
-                <w:b w:val="0"/>
-                <w:sz w:val="24"/>
-                <w:highlight w:val="green"/>
-              </w:rPr>
-              <w:t xml:space="preserve"> 通用Agent的直接执行往往缺少稳定的工具边界、数据权限和复核接口，难以适配长期保存的书籍、笔记和对话数据。本项目将整套软件作为面向阅读的Agent harness来建设：Server管理业务数据、权限和版本化接口，Agent服务只通过受控工具读取原文、提交结果；阅读器、任务面板、证据链和复核流程均针对阅读任务定制，而不是给通用Agent外挂一个聊天窗口。</w:t>
+                <w:highlight w:val="yellow"/>
+              </w:rPr>
+              <w:t>Agent能力缺少数据权限边界。</w:t>
+            </w:r>
+            <w:r>
+              <w:rPr>
+                <w:rFonts w:ascii="仿宋_GB2312" w:hAnsi="仿宋_GB2312" w:eastAsia="仿宋_GB2312"/>
+                <w:b w:val="0"/>
+                <w:sz w:val="24"/>
+                <w:highlight w:val="yellow"/>
+              </w:rPr>
+              <w:t xml:space="preserve"> 通用Agent可以直接访问文件或数据库，容易混淆业务数据与模型执行；对于需要长期保存的书籍、笔记和对话，需要明确的数据所有权和访问边界。</w:t>
+            </w:r>
+            <w:r>
+              <w:rPr>
+                <w:rFonts w:hint="eastAsia" w:ascii="仿宋_GB2312" w:hAnsi="仿宋_GB2312" w:eastAsia="仿宋_GB2312"/>
+                <w:b w:val="0"/>
+                <w:sz w:val="24"/>
+                <w:highlight w:val="yellow"/>
+                <w:lang w:eastAsia="zh-CN"/>
+              </w:rPr>
+              <w:t>（</w:t>
+            </w:r>
+            <w:r>
+              <w:rPr>
+                <w:rFonts w:hint="eastAsia" w:ascii="仿宋_GB2312" w:hAnsi="仿宋_GB2312" w:eastAsia="仿宋_GB2312"/>
+                <w:b w:val="0"/>
+                <w:sz w:val="24"/>
+                <w:highlight w:val="yellow"/>
+                <w:lang w:val="en-US" w:eastAsia="zh-CN"/>
+              </w:rPr>
+              <w:t>改为，我们是全套软件为agentharness服务，整套harness开发直接定制化用于阅读</w:t>
+            </w:r>
+            <w:r>
+              <w:rPr>
+                <w:rFonts w:hint="eastAsia" w:ascii="仿宋_GB2312" w:hAnsi="仿宋_GB2312" w:eastAsia="仿宋_GB2312"/>
+                <w:b w:val="0"/>
+                <w:sz w:val="24"/>
+                <w:highlight w:val="yellow"/>
+                <w:lang w:eastAsia="zh-CN"/>
+              </w:rPr>
+              <w:t>）</w:t>
             </w:r>
           </w:p>
           <w:p>
@@ -3806,6 +3877,7 @@
                 <w:rFonts w:ascii="仿宋_GB2312" w:hAnsi="仿宋_GB2312" w:eastAsia="仿宋_GB2312"/>
                 <w:b w:val="0"/>
                 <w:sz w:val="24"/>
+                <w:highlight w:val="yellow"/>
               </w:rPr>
               <w:t>（5）</w:t>
             </w:r>
@@ -3814,18 +3886,48 @@
                 <w:rFonts w:ascii="仿宋_GB2312" w:hAnsi="仿宋_GB2312" w:eastAsia="仿宋_GB2312"/>
                 <w:b/>
                 <w:sz w:val="24"/>
-                <w:highlight w:val="green"/>
-              </w:rPr>
-              <w:t>生成结果缺少可核验的证据与一致性校验。</w:t>
-            </w:r>
-            <w:r>
-              <w:rPr>
-                <w:rFonts w:ascii="仿宋_GB2312" w:hAnsi="仿宋_GB2312" w:eastAsia="仿宋_GB2312"/>
-                <w:b w:val="0"/>
-                <w:sz w:val="24"/>
-                <w:highlight w:val="green"/>
-              </w:rPr>
-              <w:t xml:space="preserve"> 模型输出往往以自由文本直接展示，读者难以判断每条解释对应哪一章、哪一段、哪一句，也难以发现层间矛盾。若只依赖读者主观判断，复核既不可复现，也无法形成稳定的工程标准。本项目把复核依据落到可检查的证据上：原文引用是否可回溯、章节和段落定位是否准确、分层输出是否一致、结构化字段是否完整；读者编辑与采纳属于使用环节，不作为唯一的质量裁决。</w:t>
+                <w:highlight w:val="yellow"/>
+              </w:rPr>
+              <w:t>生成结果缺少人工复核流程。</w:t>
+            </w:r>
+            <w:r>
+              <w:rPr>
+                <w:rFonts w:ascii="仿宋_GB2312" w:hAnsi="仿宋_GB2312" w:eastAsia="仿宋_GB2312"/>
+                <w:b w:val="0"/>
+                <w:sz w:val="24"/>
+                <w:highlight w:val="yellow"/>
+              </w:rPr>
+              <w:t xml:space="preserve"> 模型输出往往直接展示，缺少候选稿、待核稿、编辑、采纳和冲突处理机制，难以适配学术阅读对可靠性的要求。</w:t>
+            </w:r>
+            <w:r>
+              <w:rPr>
+                <w:rFonts w:hint="eastAsia" w:ascii="仿宋_GB2312" w:hAnsi="仿宋_GB2312" w:eastAsia="仿宋_GB2312"/>
+                <w:b w:val="0"/>
+                <w:sz w:val="24"/>
+                <w:highlight w:val="yellow"/>
+                <w:lang w:eastAsia="zh-CN"/>
+              </w:rPr>
+              <w:t>（？？？</w:t>
+            </w:r>
+            <w:r>
+              <w:rPr>
+                <w:rFonts w:hint="eastAsia" w:ascii="仿宋_GB2312" w:hAnsi="仿宋_GB2312" w:eastAsia="仿宋_GB2312"/>
+                <w:b w:val="0"/>
+                <w:sz w:val="24"/>
+                <w:highlight w:val="yellow"/>
+                <w:lang w:val="en-US" w:eastAsia="zh-CN"/>
+              </w:rPr>
+              <w:t>重新思考复核依据</w:t>
+            </w:r>
+            <w:r>
+              <w:rPr>
+                <w:rFonts w:hint="eastAsia" w:ascii="仿宋_GB2312" w:hAnsi="仿宋_GB2312" w:eastAsia="仿宋_GB2312"/>
+                <w:b w:val="0"/>
+                <w:sz w:val="24"/>
+                <w:highlight w:val="yellow"/>
+                <w:lang w:eastAsia="zh-CN"/>
+              </w:rPr>
+              <w:t>）</w:t>
             </w:r>
           </w:p>
           <w:p>
@@ -3857,50 +3959,33 @@
                 <w:sz w:val="24"/>
               </w:rPr>
             </w:pPr>
+            <w:r>
+              <w:rPr>
+                <w:rFonts w:ascii="仿宋_GB2312" w:hAnsi="仿宋_GB2312" w:eastAsia="仿宋_GB2312"/>
+                <w:b w:val="0"/>
+                <w:sz w:val="24"/>
+              </w:rPr>
+              <w:t>因此，本项目的切入点是：</w:t>
+            </w:r>
+            <w:r>
+              <w:rPr>
+                <w:rFonts w:ascii="仿宋_GB2312" w:hAnsi="仿宋_GB2312" w:eastAsia="仿宋_GB2312"/>
+                <w:b w:val="0"/>
+                <w:bCs/>
+                <w:sz w:val="24"/>
+              </w:rPr>
+              <w:t>从文本本身的层次结构和真实阅读任务出发，把全书、章节、段落、概念四个尺度组织为可操作的工作空间；以Agent承担分层生成任务，以原文证据约束生成内容，以读者复核保证最终质量。</w:t>
+            </w:r>
+            <w:r>
+              <w:rPr>
+                <w:rFonts w:ascii="仿宋_GB2312" w:hAnsi="仿宋_GB2312" w:eastAsia="仿宋_GB2312"/>
+                <w:b w:val="0"/>
+                <w:sz w:val="24"/>
+              </w:rPr>
+              <w:t xml:space="preserve"> 这既区别于通用问答工具，也区别于仅提供标注功能的传统阅读器。</w:t>
+            </w:r>
             <w:bookmarkStart w:id="4" w:name="_GoBack"/>
             <w:bookmarkEnd w:id="4"/>
-            <w:r>
-              <w:rPr>
-                <w:rFonts w:ascii="仿宋_GB2312" w:hAnsi="仿宋_GB2312" w:eastAsia="仿宋_GB2312"/>
-                <w:b w:val="0"/>
-                <w:sz w:val="24"/>
-              </w:rPr>
-              <w:t>因此，本项目的切入点是：从</w:t>
-            </w:r>
-            <w:r>
-              <w:rPr>
-                <w:rFonts w:ascii="仿宋_GB2312" w:hAnsi="仿宋_GB2312" w:eastAsia="仿宋_GB2312"/>
-                <w:b w:val="0"/>
-                <w:sz w:val="24"/>
-                <w:highlight w:val="green"/>
-              </w:rPr>
-              <w:t>著作、论文</w:t>
-            </w:r>
-            <w:r>
-              <w:rPr>
-                <w:rFonts w:ascii="仿宋_GB2312" w:hAnsi="仿宋_GB2312" w:eastAsia="仿宋_GB2312"/>
-                <w:b w:val="0"/>
-                <w:sz w:val="24"/>
-              </w:rPr>
-              <w:t>本身的层次结构和真实阅读任务出发，把全书、章节、段落、概念四个尺度组织为可操作的工作空间；以Agent承担分层生成任务，以原文证据约束生成内容，以</w:t>
-            </w:r>
-            <w:r>
-              <w:rPr>
-                <w:rFonts w:ascii="仿宋_GB2312" w:hAnsi="仿宋_GB2312" w:eastAsia="仿宋_GB2312"/>
-                <w:b w:val="0"/>
-                <w:sz w:val="24"/>
-                <w:highlight w:val="green"/>
-              </w:rPr>
-              <w:t>原文可核验性和分层一致性作为质量判据</w:t>
-            </w:r>
-            <w:r>
-              <w:rPr>
-                <w:rFonts w:ascii="仿宋_GB2312" w:hAnsi="仿宋_GB2312" w:eastAsia="仿宋_GB2312"/>
-                <w:b w:val="0"/>
-                <w:sz w:val="24"/>
-              </w:rPr>
-              <w:t>。 这既区别于通用问答工具，也区别于仅提供标注功能的传统阅读器。</w:t>
-            </w:r>
           </w:p>
           <w:p>
             <w:pPr>
@@ -3947,24 +4032,7 @@
                 <w:b w:val="0"/>
                 <w:sz w:val="24"/>
               </w:rPr>
-              <w:t>本项目的主要目标是：</w:t>
-            </w:r>
-            <w:r>
-              <w:rPr>
-                <w:rFonts w:ascii="仿宋_GB2312" w:hAnsi="仿宋_GB2312" w:eastAsia="仿宋_GB2312"/>
-                <w:b w:val="0"/>
-                <w:sz w:val="24"/>
-                <w:highlight w:val="green"/>
-              </w:rPr>
-              <w:t>面向哲学社会科学著作、论文，开发一套可在本地运行的辅助阅读工作台</w:t>
-            </w:r>
-            <w:r>
-              <w:rPr>
-                <w:rFonts w:ascii="仿宋_GB2312" w:hAnsi="仿宋_GB2312" w:eastAsia="仿宋_GB2312"/>
-                <w:b w:val="0"/>
-                <w:sz w:val="24"/>
-              </w:rPr>
-              <w:t>，完成从书籍导入、文本定位、分层生成、来源核验、人工复核到笔记与对话使用的完整闭环。</w:t>
+              <w:t>本项目的主要目标是：面向哲学社会科学经典文本，开发一套可在本地运行的辅助阅读工作台，完成从书籍导入、文本定位、分层生成、来源核验、人工复核到笔记与对话使用的完整闭环。</w:t>
             </w:r>
           </w:p>
           <w:p>
@@ -4109,9 +4177,8 @@
                 <w:rFonts w:ascii="仿宋_GB2312" w:hAnsi="仿宋_GB2312" w:eastAsia="仿宋_GB2312"/>
                 <w:b/>
                 <w:sz w:val="24"/>
-                <w:highlight w:val="green"/>
-              </w:rPr>
-              <w:t>保留读者的使用控制权。</w:t>
+              </w:rPr>
+              <w:t>保留读者的最终控制权。</w:t>
             </w:r>
             <w:r>
               <w:rPr>
@@ -4144,26 +4211,16 @@
                 <w:rFonts w:ascii="仿宋_GB2312" w:hAnsi="仿宋_GB2312" w:eastAsia="仿宋_GB2312"/>
                 <w:b/>
                 <w:sz w:val="24"/>
-                <w:highlight w:val="green"/>
-              </w:rPr>
-              <w:t>形成面向阅读任务的Agent harness。</w:t>
-            </w:r>
-            <w:r>
-              <w:rPr>
-                <w:rFonts w:ascii="仿宋_GB2312" w:hAnsi="仿宋_GB2312" w:eastAsia="仿宋_GB2312"/>
-                <w:b w:val="0"/>
-                <w:sz w:val="24"/>
-              </w:rPr>
-              <w:t xml:space="preserve"> 将书籍、笔记、对话、任务等业务数据保留在Server端，把模型执行放入独立Agent服务，通过版本化接口和受控工具连接，</w:t>
-            </w:r>
-            <w:r>
-              <w:rPr>
-                <w:rFonts w:ascii="仿宋_GB2312" w:hAnsi="仿宋_GB2312" w:eastAsia="仿宋_GB2312"/>
-                <w:b w:val="0"/>
-                <w:sz w:val="24"/>
-                <w:highlight w:val="green"/>
-              </w:rPr>
-              <w:t>使阅读器、任务面板和证据链共同构成可复用的工程底座；</w:t>
+              </w:rPr>
+              <w:t>形成可复用的工程底座。</w:t>
+            </w:r>
+            <w:r>
+              <w:rPr>
+                <w:rFonts w:ascii="仿宋_GB2312" w:hAnsi="仿宋_GB2312" w:eastAsia="仿宋_GB2312"/>
+                <w:b w:val="0"/>
+                <w:sz w:val="24"/>
+              </w:rPr>
+              <w:t xml:space="preserve"> 将书籍、笔记、对话、任务等业务数据保留在Server端，把模型执行放入独立Agent服务，通过版本化接口和受控工具连接，便于后续扩展与维护；</w:t>
             </w:r>
           </w:p>
           <w:p>
@@ -4197,41 +4254,7 @@
                 <w:b w:val="0"/>
                 <w:sz w:val="24"/>
               </w:rPr>
-              <w:t xml:space="preserve"> 通过</w:t>
-            </w:r>
-            <w:r>
-              <w:rPr>
-                <w:rFonts w:ascii="仿宋_GB2312" w:hAnsi="仿宋_GB2312" w:eastAsia="仿宋_GB2312"/>
-                <w:b w:val="0"/>
-                <w:sz w:val="24"/>
-                <w:highlight w:val="green"/>
-              </w:rPr>
-              <w:t>技术性能检查、</w:t>
-            </w:r>
-            <w:r>
-              <w:rPr>
-                <w:rFonts w:ascii="仿宋_GB2312" w:hAnsi="仿宋_GB2312" w:eastAsia="仿宋_GB2312"/>
-                <w:b w:val="0"/>
-                <w:sz w:val="24"/>
-              </w:rPr>
-              <w:t>专家评审和读者使用实验，检验工具对文本理解、论证把握和概念辨析的实际帮助</w:t>
-            </w:r>
-            <w:r>
-              <w:rPr>
-                <w:rFonts w:ascii="仿宋_GB2312" w:hAnsi="仿宋_GB2312" w:eastAsia="仿宋_GB2312"/>
-                <w:b w:val="0"/>
-                <w:sz w:val="24"/>
-                <w:highlight w:val="green"/>
-              </w:rPr>
-              <w:t>；读者实验作为辅助证据，不作为唯一标准</w:t>
-            </w:r>
-            <w:r>
-              <w:rPr>
-                <w:rFonts w:ascii="仿宋_GB2312" w:hAnsi="仿宋_GB2312" w:eastAsia="仿宋_GB2312"/>
-                <w:b w:val="0"/>
-                <w:sz w:val="24"/>
-              </w:rPr>
-              <w:t>。</w:t>
+              <w:t xml:space="preserve"> 通过专家评审和读者使用实验，检验工具对文本理解、论证把握和概念辨析的实际帮助。</w:t>
             </w:r>
           </w:p>
           <w:p>
@@ -4249,41 +4272,7 @@
                 <w:b w:val="0"/>
                 <w:sz w:val="24"/>
               </w:rPr>
-              <w:t>项目的实践意义在于：为哲学社会科学</w:t>
-            </w:r>
-            <w:r>
-              <w:rPr>
-                <w:rFonts w:ascii="仿宋_GB2312" w:hAnsi="仿宋_GB2312" w:eastAsia="仿宋_GB2312"/>
-                <w:b w:val="0"/>
-                <w:sz w:val="24"/>
-                <w:highlight w:val="green"/>
-              </w:rPr>
-              <w:t>著作、论文</w:t>
-            </w:r>
-            <w:r>
-              <w:rPr>
-                <w:rFonts w:ascii="仿宋_GB2312" w:hAnsi="仿宋_GB2312" w:eastAsia="仿宋_GB2312"/>
-                <w:b w:val="0"/>
-                <w:sz w:val="24"/>
-              </w:rPr>
-              <w:t>阅读提供一个结构清晰、来源可查、可编辑的AI辅助环境，降低长文本阅读中的信息整理成本和阅读负担；同时为数字人文工具的设计提供一个“Agent执行、证据约束、</w:t>
-            </w:r>
-            <w:r>
-              <w:rPr>
-                <w:rFonts w:ascii="仿宋_GB2312" w:hAnsi="仿宋_GB2312" w:eastAsia="仿宋_GB2312"/>
-                <w:b w:val="0"/>
-                <w:sz w:val="24"/>
-                <w:highlight w:val="green"/>
-              </w:rPr>
-              <w:t>可追溯复核</w:t>
-            </w:r>
-            <w:r>
-              <w:rPr>
-                <w:rFonts w:ascii="仿宋_GB2312" w:hAnsi="仿宋_GB2312" w:eastAsia="仿宋_GB2312"/>
-                <w:b w:val="0"/>
-                <w:sz w:val="24"/>
-              </w:rPr>
-              <w:t>”的可运行样例。</w:t>
+              <w:t>项目的实践意义在于：为哲学社会科学经典阅读提供一个结构清晰、来源可查、可编辑的AI辅助环境，降低长文本阅读中的信息整理成本和阅读负担；同时为数字人文工具的设计提供一个“Agent执行、证据约束、读者复核”的可运行样例。</w:t>
             </w:r>
           </w:p>
           <w:p>
@@ -6366,15 +6355,6 @@
               </w:rPr>
               <w:t>模型执行出现异常时，阅读和已有数据仍然可用；未来更换模型或Agent实现时，不需要重写阅读器和业务接口。</w:t>
             </w:r>
-            <w:r>
-              <w:rPr>
-                <w:rFonts w:ascii="仿宋_GB2312" w:hAnsi="仿宋_GB2312" w:eastAsia="仿宋_GB2312"/>
-                <w:b w:val="0"/>
-                <w:sz w:val="24"/>
-                <w:highlight w:val="green"/>
-              </w:rPr>
-              <w:t>从工程定位看，整套软件就是面向阅读任务的Agent harness：Server提供数据与权限，Agent服务提供可替换的执行核心，阅读器、任务面板和证据链共同构成受控的工具环境。</w:t>
-            </w:r>
           </w:p>
           <w:p>
             <w:pPr>
@@ -6445,9 +6425,8 @@
                 <w:rFonts w:ascii="仿宋_GB2312" w:hAnsi="仿宋_GB2312" w:eastAsia="仿宋_GB2312"/>
                 <w:b w:val="0"/>
                 <w:sz w:val="24"/>
-                <w:highlight w:val="green"/>
-              </w:rPr>
-              <w:t>为保证辅助内容不是“无依据的答案”，项目在生成和展示两个环节加入约束，并以原文锚点、结构化字段和层间一致性作为复核依据：</w:t>
+              </w:rPr>
+              <w:t>为保证辅助内容不是“无依据的答案”，项目在生成和展示两个环节加入约束：</w:t>
             </w:r>
           </w:p>
           <w:p>
@@ -7026,15 +7005,6 @@
               </w:rPr>
               <w:t>项目从技术性能、内容质量和阅读效果三个层面开展评估。技术性能方面，检查各层输出的覆盖范围、结构完整性和层间一致性，统计引用可回溯率；内容质量方面，邀请3—5名人文社科教师或研究生，对内容的准确性、论证完整性、概念辨析和证据充分性进行评审；阅读效果方面，开展15—20名读者的对照实验，比较使用本工具与通用问答/摘要工具时的理解测试、任务完成时间和主观反馈。</w:t>
             </w:r>
-            <w:r>
-              <w:rPr>
-                <w:rFonts w:ascii="仿宋_GB2312" w:hAnsi="仿宋_GB2312" w:eastAsia="仿宋_GB2312"/>
-                <w:b w:val="0"/>
-                <w:sz w:val="24"/>
-                <w:highlight w:val="green"/>
-              </w:rPr>
-              <w:t>本项目以“原文可核验性”为核心质量判据，具体检查引用可回溯率、章节和段落定位准确率、层间矛盾率；技术性能与专家评审用于达标判定，读者实验作为辅助证据，不作为唯一标准。</w:t>
-            </w:r>
           </w:p>
           <w:p>
             <w:pPr>
@@ -7637,10 +7607,35 @@
                 <w:rFonts w:hint="eastAsia" w:ascii="仿宋_GB2312" w:hAnsi="仿宋_GB2312" w:eastAsia="仿宋_GB2312"/>
                 <w:b w:val="0"/>
                 <w:sz w:val="24"/>
-                <w:highlight w:val="green"/>
                 <w:lang w:eastAsia="zh-CN"/>
               </w:rPr>
-              <w:t>（2）以真实著作、论文为语料，按层实现任务和界面，完成小范围可用性测试；</w:t>
+              <w:t>（</w:t>
+            </w:r>
+            <w:r>
+              <w:rPr>
+                <w:rFonts w:hint="eastAsia" w:ascii="仿宋_GB2312" w:hAnsi="仿宋_GB2312" w:eastAsia="仿宋_GB2312"/>
+                <w:b w:val="0"/>
+                <w:sz w:val="24"/>
+                <w:lang w:val="en-US" w:eastAsia="zh-CN"/>
+              </w:rPr>
+              <w:t>2</w:t>
+            </w:r>
+            <w:r>
+              <w:rPr>
+                <w:rFonts w:hint="eastAsia" w:ascii="仿宋_GB2312" w:hAnsi="仿宋_GB2312" w:eastAsia="仿宋_GB2312"/>
+                <w:b w:val="0"/>
+                <w:sz w:val="24"/>
+                <w:lang w:eastAsia="zh-CN"/>
+              </w:rPr>
+              <w:t>）</w:t>
+            </w:r>
+            <w:r>
+              <w:rPr>
+                <w:rFonts w:ascii="仿宋_GB2312" w:hAnsi="仿宋_GB2312" w:eastAsia="仿宋_GB2312"/>
+                <w:b w:val="0"/>
+                <w:sz w:val="24"/>
+              </w:rPr>
+              <w:t>以真实经典文本为语料，按层实现任务和界面，完成小范围可用性测试；</w:t>
             </w:r>
           </w:p>
           <w:p>
@@ -7859,7 +7854,7 @@
           </w:tcPr>
           <w:p>
             <w:pPr>
-              <w:spacing w:line="264" w:lineRule="auto"/>
+              <w:spacing w:line="300" w:lineRule="auto"/>
               <w:jc w:val="left"/>
               <w:rPr>
                 <w:rFonts w:hint="eastAsia" w:ascii="仿宋_GB2312" w:hAnsi="仿宋_GB2312" w:eastAsia="仿宋_GB2312" w:cs="仿宋_GB2312"/>
@@ -7894,7 +7889,7 @@
           </w:p>
           <w:p>
             <w:pPr>
-              <w:spacing w:line="264" w:lineRule="auto"/>
+              <w:spacing w:line="300" w:lineRule="auto"/>
               <w:ind w:left="0" w:leftChars="0" w:firstLine="480" w:firstLineChars="200"/>
               <w:rPr>
                 <w:rFonts w:hint="eastAsia" w:ascii="仿宋_GB2312" w:hAnsi="仿宋_GB2312" w:eastAsia="仿宋_GB2312" w:cs="仿宋_GB2312"/>
@@ -7912,7 +7907,7 @@
           </w:p>
           <w:p>
             <w:pPr>
-              <w:spacing w:line="264" w:lineRule="auto"/>
+              <w:spacing w:line="300" w:lineRule="auto"/>
               <w:ind w:left="0" w:leftChars="0" w:firstLine="480" w:firstLineChars="200"/>
               <w:rPr>
                 <w:rFonts w:hint="eastAsia" w:ascii="仿宋_GB2312" w:hAnsi="仿宋_GB2312" w:eastAsia="仿宋_GB2312" w:cs="仿宋_GB2312"/>
@@ -7922,7 +7917,7 @@
           </w:p>
           <w:p>
             <w:pPr>
-              <w:spacing w:line="264" w:lineRule="auto"/>
+              <w:spacing w:line="300" w:lineRule="auto"/>
               <w:jc w:val="left"/>
               <w:rPr>
                 <w:rFonts w:hint="eastAsia" w:ascii="仿宋_GB2312" w:hAnsi="仿宋_GB2312" w:eastAsia="仿宋_GB2312" w:cs="仿宋_GB2312"/>
@@ -7940,7 +7935,7 @@
           </w:p>
           <w:p>
             <w:pPr>
-              <w:spacing w:line="264" w:lineRule="auto"/>
+              <w:spacing w:line="300" w:lineRule="auto"/>
               <w:ind w:left="0" w:leftChars="0" w:firstLine="480" w:firstLineChars="200"/>
               <w:rPr>
                 <w:rFonts w:hint="eastAsia" w:ascii="仿宋_GB2312" w:hAnsi="仿宋_GB2312" w:eastAsia="仿宋_GB2312" w:cs="仿宋_GB2312"/>
@@ -7958,7 +7953,7 @@
           </w:p>
           <w:p>
             <w:pPr>
-              <w:spacing w:line="264" w:lineRule="auto"/>
+              <w:spacing w:line="300" w:lineRule="auto"/>
               <w:ind w:left="0" w:leftChars="0" w:firstLine="480" w:firstLineChars="200"/>
               <w:rPr>
                 <w:rFonts w:hint="eastAsia" w:ascii="仿宋_GB2312" w:hAnsi="仿宋_GB2312" w:eastAsia="仿宋_GB2312" w:cs="仿宋_GB2312"/>
@@ -7968,7 +7963,7 @@
           </w:p>
           <w:p>
             <w:pPr>
-              <w:spacing w:line="264" w:lineRule="auto"/>
+              <w:spacing w:line="300" w:lineRule="auto"/>
               <w:jc w:val="left"/>
               <w:rPr>
                 <w:rFonts w:hint="eastAsia" w:ascii="仿宋_GB2312" w:hAnsi="仿宋_GB2312" w:eastAsia="仿宋_GB2312" w:cs="仿宋_GB2312"/>
@@ -7981,21 +7976,12 @@
                 <w:b/>
                 <w:sz w:val="24"/>
               </w:rPr>
-              <w:t>三、</w:t>
-            </w:r>
-            <w:r>
-              <w:rPr>
-                <w:rFonts w:ascii="仿宋_GB2312" w:hAnsi="仿宋_GB2312" w:eastAsia="仿宋_GB2312"/>
-                <w:b/>
-                <w:sz w:val="24"/>
-                <w:highlight w:val="green"/>
-              </w:rPr>
-              <w:t>以原文证据约束生成，以证据核验完成闭环</w:t>
-            </w:r>
-          </w:p>
-          <w:p>
-            <w:pPr>
-              <w:spacing w:line="264" w:lineRule="auto"/>
+              <w:t>三、以原文证据约束生成，以读者复核完成闭环</w:t>
+            </w:r>
+          </w:p>
+          <w:p>
+            <w:pPr>
+              <w:spacing w:line="300" w:lineRule="auto"/>
               <w:ind w:left="0" w:leftChars="0" w:firstLine="480" w:firstLineChars="200"/>
               <w:rPr>
                 <w:rFonts w:hint="eastAsia" w:ascii="仿宋_GB2312" w:hAnsi="仿宋_GB2312" w:eastAsia="仿宋_GB2312" w:cs="仿宋_GB2312"/>
@@ -8008,29 +7994,12 @@
                 <w:b w:val="0"/>
                 <w:sz w:val="24"/>
               </w:rPr>
-              <w:t>项目不是让模型直接给出结论，而是要求生成内容尽量绑定章节、段落、指纹和引文，并通过候选稿、复核、采纳和冲突保护，把</w:t>
-            </w:r>
-            <w:r>
-              <w:rPr>
-                <w:rFonts w:ascii="仿宋_GB2312" w:hAnsi="仿宋_GB2312" w:eastAsia="仿宋_GB2312"/>
-                <w:b w:val="0"/>
-                <w:sz w:val="24"/>
-                <w:highlight w:val="green"/>
-              </w:rPr>
-              <w:t>原文可核验性和分层一致性作为质量判据；读者可以编辑、采纳或放弃，但其主观评价不作为唯一质量裁决</w:t>
-            </w:r>
-            <w:r>
-              <w:rPr>
-                <w:rFonts w:ascii="仿宋_GB2312" w:hAnsi="仿宋_GB2312" w:eastAsia="仿宋_GB2312"/>
-                <w:b w:val="0"/>
-                <w:sz w:val="24"/>
-              </w:rPr>
-              <w:t>。这使AI输出从“可信口吻的答案”变成“可检查的阅读材料”。</w:t>
-            </w:r>
-          </w:p>
-          <w:p>
-            <w:pPr>
-              <w:spacing w:line="264" w:lineRule="auto"/>
+              <w:t>项目不是让模型直接给出结论，而是要求生成内容尽量绑定章节、段落、指纹和引文，并通过候选稿、复核、采纳和冲突保护，把读者放在最终决策位置。这使AI输出从“可信口吻的答案”变成“可检查的阅读材料”。</w:t>
+            </w:r>
+          </w:p>
+          <w:p>
+            <w:pPr>
+              <w:spacing w:line="300" w:lineRule="auto"/>
               <w:ind w:left="0" w:leftChars="0" w:firstLine="480" w:firstLineChars="200"/>
               <w:rPr>
                 <w:rFonts w:hint="eastAsia" w:ascii="仿宋_GB2312" w:hAnsi="仿宋_GB2312" w:eastAsia="仿宋_GB2312" w:cs="仿宋_GB2312"/>
@@ -8040,7 +8009,7 @@
           </w:p>
           <w:p>
             <w:pPr>
-              <w:spacing w:line="264" w:lineRule="auto"/>
+              <w:spacing w:line="300" w:lineRule="auto"/>
               <w:jc w:val="left"/>
               <w:rPr>
                 <w:rFonts w:hint="eastAsia" w:ascii="仿宋_GB2312" w:hAnsi="仿宋_GB2312" w:eastAsia="仿宋_GB2312" w:cs="仿宋_GB2312"/>
@@ -8058,7 +8027,7 @@
           </w:p>
           <w:p>
             <w:pPr>
-              <w:spacing w:line="264" w:lineRule="auto"/>
+              <w:spacing w:line="300" w:lineRule="auto"/>
               <w:ind w:left="0" w:leftChars="0" w:firstLine="480" w:firstLineChars="200"/>
               <w:rPr>
                 <w:rFonts w:hint="eastAsia" w:ascii="仿宋_GB2312" w:hAnsi="仿宋_GB2312" w:eastAsia="仿宋_GB2312" w:cs="仿宋_GB2312"/>
@@ -8073,19 +8042,10 @@
               </w:rPr>
               <w:t>项目将业务数据保留在Server，将模型执行放入独立Agent服务，通过版本化契约、工具回调、认证和预算控制连接两者。Agent不直接接触书籍数据库，既降低了数据被越权读写的风险，也使模型服务可以独立替换和测试。</w:t>
             </w:r>
-            <w:r>
-              <w:rPr>
-                <w:rFonts w:ascii="仿宋_GB2312" w:hAnsi="仿宋_GB2312" w:eastAsia="仿宋_GB2312"/>
-                <w:b w:val="0"/>
-                <w:sz w:val="24"/>
-                <w:highlight w:val="green"/>
-              </w:rPr>
-              <w:t>两者共同构成面向阅读任务的Agent harness。</w:t>
-            </w:r>
-          </w:p>
-          <w:p>
-            <w:pPr>
-              <w:spacing w:line="264" w:lineRule="auto"/>
+          </w:p>
+          <w:p>
+            <w:pPr>
+              <w:spacing w:line="300" w:lineRule="auto"/>
               <w:ind w:left="0" w:leftChars="0" w:firstLine="480" w:firstLineChars="200"/>
               <w:rPr>
                 <w:rFonts w:hint="eastAsia" w:ascii="仿宋_GB2312" w:hAnsi="仿宋_GB2312" w:eastAsia="仿宋_GB2312" w:cs="仿宋_GB2312"/>
@@ -8095,7 +8055,7 @@
           </w:p>
           <w:p>
             <w:pPr>
-              <w:spacing w:line="264" w:lineRule="auto"/>
+              <w:spacing w:line="300" w:lineRule="auto"/>
               <w:jc w:val="left"/>
               <w:rPr>
                 <w:rFonts w:hint="eastAsia" w:ascii="仿宋_GB2312" w:hAnsi="仿宋_GB2312" w:eastAsia="仿宋_GB2312" w:cs="仿宋_GB2312"/>
@@ -8113,7 +8073,7 @@
           </w:p>
           <w:p>
             <w:pPr>
-              <w:spacing w:line="264" w:lineRule="auto"/>
+              <w:spacing w:line="300" w:lineRule="auto"/>
               <w:ind w:left="0" w:leftChars="0" w:firstLine="480" w:firstLineChars="200"/>
               <w:rPr>
                 <w:rFonts w:hint="eastAsia" w:ascii="仿宋_GB2312" w:hAnsi="仿宋_GB2312" w:eastAsia="仿宋_GB2312" w:cs="仿宋_GB2312"/>
@@ -8131,7 +8091,7 @@
           </w:p>
           <w:p>
             <w:pPr>
-              <w:spacing w:line="264" w:lineRule="auto"/>
+              <w:spacing w:line="300" w:lineRule="auto"/>
               <w:ind w:left="0" w:leftChars="0" w:firstLine="480" w:firstLineChars="200"/>
               <w:rPr>
                 <w:rFonts w:hint="eastAsia" w:ascii="仿宋_GB2312" w:hAnsi="仿宋_GB2312" w:eastAsia="仿宋_GB2312" w:cs="仿宋_GB2312"/>
@@ -8141,7 +8101,7 @@
           </w:p>
           <w:p>
             <w:pPr>
-              <w:spacing w:line="264" w:lineRule="auto"/>
+              <w:spacing w:line="300" w:lineRule="auto"/>
               <w:jc w:val="left"/>
               <w:rPr>
                 <w:rFonts w:hint="eastAsia" w:ascii="仿宋_GB2312" w:hAnsi="仿宋_GB2312" w:eastAsia="仿宋_GB2312" w:cs="仿宋_GB2312"/>
@@ -8159,7 +8119,7 @@
           </w:p>
           <w:p>
             <w:pPr>
-              <w:spacing w:line="264" w:lineRule="auto"/>
+              <w:spacing w:line="300" w:lineRule="auto"/>
               <w:ind w:left="0" w:leftChars="0" w:firstLine="480" w:firstLineChars="200"/>
               <w:rPr>
                 <w:rFonts w:hint="eastAsia" w:ascii="仿宋_GB2312" w:hAnsi="仿宋_GB2312" w:eastAsia="仿宋_GB2312" w:cs="仿宋_GB2312"/>
@@ -8173,15 +8133,6 @@
                 <w:sz w:val="24"/>
               </w:rPr>
               <w:t>现有AI阅读工具评估多停留在技术指标层面，本项目构建“技术性能+专家评审+用户实验”三维评估体系，特别关注人文社科阅读的特殊性，即概念辨析准确性、论证结构完整性、分层内容之间的一致性等学科专属指标。评估体系包含指标评估、专家评审和用户实验，确保效果可衡量、可验证、可复现。</w:t>
-            </w:r>
-            <w:r>
-              <w:rPr>
-                <w:rFonts w:ascii="仿宋_GB2312" w:hAnsi="仿宋_GB2312" w:eastAsia="仿宋_GB2312"/>
-                <w:b w:val="0"/>
-                <w:sz w:val="24"/>
-                <w:highlight w:val="green"/>
-              </w:rPr>
-              <w:t>其中，技术性能与专家评审作为主要达标判据，重点检查原文可回溯、定位准确和层间一致；用户实验用于检验可用性，不作为唯一标准。</w:t>
             </w:r>
           </w:p>
         </w:tc>
@@ -8285,7 +8236,7 @@
           </w:tcPr>
           <w:p>
             <w:pPr>
-              <w:spacing w:line="240" w:lineRule="auto"/>
+              <w:spacing w:line="264" w:lineRule="auto"/>
               <w:rPr>
                 <w:rFonts w:hint="eastAsia" w:ascii="仿宋_GB2312" w:hAnsi="宋体" w:eastAsia="仿宋_GB2312"/>
                 <w:sz w:val="24"/>
@@ -8301,7 +8252,7 @@
           </w:p>
           <w:p>
             <w:pPr>
-              <w:spacing w:line="240" w:lineRule="auto"/>
+              <w:spacing w:line="264" w:lineRule="auto"/>
               <w:ind w:firstLine="480" w:firstLineChars="200"/>
               <w:rPr>
                 <w:rFonts w:hint="eastAsia" w:ascii="仿宋_GB2312" w:hAnsi="仿宋_GB2312" w:eastAsia="仿宋_GB2312" w:cs="仿宋_GB2312"/>
@@ -8319,7 +8270,7 @@
           </w:p>
           <w:p>
             <w:pPr>
-              <w:spacing w:line="240" w:lineRule="auto"/>
+              <w:spacing w:line="264" w:lineRule="auto"/>
               <w:ind w:firstLine="480" w:firstLineChars="200"/>
               <w:rPr>
                 <w:rFonts w:hint="eastAsia" w:ascii="仿宋_GB2312" w:hAnsi="仿宋_GB2312" w:eastAsia="仿宋_GB2312" w:cs="仿宋_GB2312"/>
@@ -8337,7 +8288,7 @@
           </w:p>
           <w:p>
             <w:pPr>
-              <w:spacing w:line="240" w:lineRule="auto"/>
+              <w:spacing w:line="264" w:lineRule="auto"/>
               <w:ind w:firstLine="480" w:firstLineChars="200"/>
               <w:rPr>
                 <w:rFonts w:hint="eastAsia" w:ascii="仿宋_GB2312" w:hAnsi="仿宋_GB2312" w:eastAsia="仿宋_GB2312" w:cs="仿宋_GB2312"/>
@@ -8355,7 +8306,7 @@
           </w:p>
           <w:p>
             <w:pPr>
-              <w:spacing w:line="240" w:lineRule="auto"/>
+              <w:spacing w:line="264" w:lineRule="auto"/>
               <w:ind w:firstLine="480" w:firstLineChars="200"/>
               <w:rPr>
                 <w:rFonts w:hint="eastAsia" w:ascii="仿宋_GB2312" w:hAnsi="仿宋_GB2312" w:eastAsia="仿宋_GB2312" w:cs="仿宋_GB2312"/>
@@ -8373,7 +8324,7 @@
           </w:p>
           <w:p>
             <w:pPr>
-              <w:spacing w:line="240" w:lineRule="auto"/>
+              <w:spacing w:line="264" w:lineRule="auto"/>
               <w:ind w:firstLine="480" w:firstLineChars="200"/>
               <w:rPr>
                 <w:rFonts w:hint="eastAsia" w:ascii="仿宋_GB2312" w:hAnsi="仿宋_GB2312" w:eastAsia="仿宋_GB2312" w:cs="仿宋_GB2312"/>
@@ -8391,7 +8342,7 @@
           </w:p>
           <w:p>
             <w:pPr>
-              <w:spacing w:line="240" w:lineRule="auto"/>
+              <w:spacing w:line="264" w:lineRule="auto"/>
               <w:ind w:firstLine="480" w:firstLineChars="200"/>
               <w:rPr>
                 <w:rFonts w:hint="eastAsia" w:ascii="仿宋_GB2312" w:hAnsi="仿宋_GB2312" w:eastAsia="仿宋_GB2312" w:cs="仿宋_GB2312"/>
@@ -8409,7 +8360,7 @@
           </w:p>
           <w:p>
             <w:pPr>
-              <w:spacing w:line="240" w:lineRule="auto"/>
+              <w:spacing w:line="264" w:lineRule="auto"/>
               <w:ind w:firstLine="480" w:firstLineChars="200"/>
               <w:rPr>
                 <w:rFonts w:hint="eastAsia" w:ascii="仿宋_GB2312" w:hAnsi="仿宋_GB2312" w:eastAsia="仿宋_GB2312" w:cs="仿宋_GB2312"/>
@@ -8427,7 +8378,7 @@
           </w:p>
           <w:p>
             <w:pPr>
-              <w:spacing w:line="240" w:lineRule="auto"/>
+              <w:spacing w:line="264" w:lineRule="auto"/>
               <w:ind w:firstLine="480" w:firstLineChars="200"/>
               <w:rPr>
                 <w:rFonts w:hint="eastAsia" w:ascii="仿宋_GB2312" w:hAnsi="仿宋_GB2312" w:eastAsia="仿宋_GB2312" w:cs="仿宋_GB2312"/>
@@ -8445,7 +8396,7 @@
           </w:p>
           <w:p>
             <w:pPr>
-              <w:spacing w:line="240" w:lineRule="auto"/>
+              <w:spacing w:line="264" w:lineRule="auto"/>
               <w:ind w:firstLine="480" w:firstLineChars="200"/>
               <w:rPr>
                 <w:rFonts w:hint="eastAsia" w:ascii="仿宋_GB2312" w:hAnsi="仿宋_GB2312" w:eastAsia="仿宋_GB2312" w:cs="仿宋_GB2312"/>
@@ -8576,7 +8527,7 @@
           </w:tcPr>
           <w:p>
             <w:pPr>
-              <w:spacing w:line="240" w:lineRule="auto"/>
+              <w:spacing w:line="264" w:lineRule="auto"/>
               <w:rPr>
                 <w:rFonts w:hint="eastAsia" w:ascii="仿宋_GB2312" w:hAnsi="宋体" w:eastAsia="仿宋_GB2312"/>
                 <w:sz w:val="24"/>
@@ -8592,7 +8543,7 @@
           </w:p>
           <w:p>
             <w:pPr>
-              <w:spacing w:line="240" w:lineRule="auto"/>
+              <w:spacing w:line="264" w:lineRule="auto"/>
               <w:jc w:val="left"/>
               <w:rPr>
                 <w:rFonts w:hint="eastAsia" w:ascii="仿宋_GB2312" w:hAnsi="仿宋_GB2312" w:eastAsia="仿宋_GB2312" w:cs="仿宋_GB2312"/>
@@ -8612,7 +8563,7 @@
           </w:p>
           <w:p>
             <w:pPr>
-              <w:spacing w:line="240" w:lineRule="auto"/>
+              <w:spacing w:line="264" w:lineRule="auto"/>
               <w:ind w:firstLine="480" w:firstLineChars="200"/>
               <w:rPr>
                 <w:rFonts w:hint="eastAsia" w:ascii="仿宋_GB2312" w:hAnsi="仿宋_GB2312" w:eastAsia="仿宋_GB2312" w:cs="仿宋_GB2312"/>
@@ -8632,7 +8583,7 @@
           </w:p>
           <w:p>
             <w:pPr>
-              <w:spacing w:line="240" w:lineRule="auto"/>
+              <w:spacing w:line="264" w:lineRule="auto"/>
               <w:jc w:val="left"/>
               <w:rPr>
                 <w:rFonts w:hint="eastAsia" w:ascii="仿宋_GB2312" w:hAnsi="仿宋_GB2312" w:eastAsia="仿宋_GB2312" w:cs="仿宋_GB2312"/>
@@ -8652,7 +8603,7 @@
           </w:p>
           <w:p>
             <w:pPr>
-              <w:spacing w:line="240" w:lineRule="auto"/>
+              <w:spacing w:line="264" w:lineRule="auto"/>
               <w:ind w:firstLine="480" w:firstLineChars="200"/>
               <w:rPr>
                 <w:rFonts w:hint="eastAsia" w:ascii="仿宋_GB2312" w:hAnsi="仿宋_GB2312" w:eastAsia="仿宋_GB2312" w:cs="仿宋_GB2312"/>
@@ -8672,7 +8623,7 @@
           </w:p>
           <w:p>
             <w:pPr>
-              <w:spacing w:line="240" w:lineRule="auto"/>
+              <w:spacing w:line="264" w:lineRule="auto"/>
               <w:jc w:val="left"/>
               <w:rPr>
                 <w:rFonts w:hint="eastAsia" w:ascii="仿宋_GB2312" w:hAnsi="仿宋_GB2312" w:eastAsia="仿宋_GB2312" w:cs="仿宋_GB2312"/>
@@ -8692,7 +8643,7 @@
           </w:p>
           <w:p>
             <w:pPr>
-              <w:spacing w:line="240" w:lineRule="auto"/>
+              <w:spacing w:line="264" w:lineRule="auto"/>
               <w:ind w:firstLine="480" w:firstLineChars="200"/>
               <w:rPr>
                 <w:rFonts w:hint="eastAsia" w:ascii="仿宋_GB2312" w:hAnsi="仿宋_GB2312" w:eastAsia="仿宋_GB2312" w:cs="仿宋_GB2312"/>
@@ -10231,41 +10182,7 @@
                 <w:b w:val="0"/>
                 <w:sz w:val="24"/>
               </w:rPr>
-              <w:t>项目面向哲学社会科学</w:t>
-            </w:r>
-            <w:r>
-              <w:rPr>
-                <w:rFonts w:ascii="仿宋_GB2312" w:hAnsi="仿宋_GB2312" w:eastAsia="仿宋_GB2312"/>
-                <w:b w:val="0"/>
-                <w:sz w:val="24"/>
-                <w:highlight w:val="green"/>
-              </w:rPr>
-              <w:t>著作、论文</w:t>
-            </w:r>
-            <w:r>
-              <w:rPr>
-                <w:rFonts w:ascii="仿宋_GB2312" w:hAnsi="仿宋_GB2312" w:eastAsia="仿宋_GB2312"/>
-                <w:b w:val="0"/>
-                <w:sz w:val="24"/>
-              </w:rPr>
-              <w:t>的深度阅读，将Agent技术、原文证据和</w:t>
-            </w:r>
-            <w:r>
-              <w:rPr>
-                <w:rFonts w:ascii="仿宋_GB2312" w:hAnsi="仿宋_GB2312" w:eastAsia="仿宋_GB2312"/>
-                <w:b w:val="0"/>
-                <w:sz w:val="24"/>
-                <w:highlight w:val="green"/>
-              </w:rPr>
-              <w:t>可追溯复核</w:t>
-            </w:r>
-            <w:r>
-              <w:rPr>
-                <w:rFonts w:ascii="仿宋_GB2312" w:hAnsi="仿宋_GB2312" w:eastAsia="仿宋_GB2312"/>
-                <w:b w:val="0"/>
-                <w:sz w:val="24"/>
-              </w:rPr>
-              <w:t>结合起来，具有明确的学科交叉性和应用价值。项目已完成可运行原型，技术路线清晰，具备继续迭代和开展小规模评估的基础。</w:t>
+              <w:t>项目面向哲学社会科学经典文本的深度阅读，将Agent技术、原文证据和读者复核结合起来，具有明确的学科交叉性和应用价值。项目已完成可运行原型，技术路线清晰，具备继续迭代和开展小规模评估的基础。</w:t>
             </w:r>
           </w:p>
           <w:p>
